--- a/Docu_TFG/Ignorar_git/VecindApp_Guion_Defensa.docx
+++ b/Docu_TFG/Ignorar_git/VecindApp_Guion_Defensa.docx
@@ -108,21 +108,7 @@
         <w:rPr>
           <w:color w:val="595959"/>
         </w:rPr>
-        <w:t xml:space="preserve">Duración estimada: ~22 </w:t>
-      </w:r>
-      <w:proofErr w:type="gramStart"/>
-      <w:r>
-        <w:rPr>
-          <w:color w:val="595959"/>
-        </w:rPr>
-        <w:t>minutos  ·</w:t>
-      </w:r>
-      <w:proofErr w:type="gramEnd"/>
-      <w:r>
-        <w:rPr>
-          <w:color w:val="595959"/>
-        </w:rPr>
-        <w:t xml:space="preserve">  25 diapositivas</w:t>
+        <w:t>Duración estimada: ~22 minutos  ·  25 diapositivas</w:t>
       </w:r>
     </w:p>
     <w:p>
@@ -162,12 +148,6 @@
         <w:gridCol w:w="1800"/>
       </w:tblGrid>
       <w:tr>
-        <w:tblPrEx>
-          <w:tblCellMar>
-            <w:top w:w="0" w:type="dxa"/>
-            <w:bottom w:w="0" w:type="dxa"/>
-          </w:tblCellMar>
-        </w:tblPrEx>
         <w:trPr>
           <w:tblHeader/>
         </w:trPr>
@@ -266,12 +246,6 @@
         </w:tc>
       </w:tr>
       <w:tr>
-        <w:tblPrEx>
-          <w:tblCellMar>
-            <w:top w:w="0" w:type="dxa"/>
-            <w:bottom w:w="0" w:type="dxa"/>
-          </w:tblCellMar>
-        </w:tblPrEx>
         <w:tc>
           <w:tcPr>
             <w:tcW w:w="5760" w:type="dxa"/>
@@ -349,12 +323,6 @@
         </w:tc>
       </w:tr>
       <w:tr>
-        <w:tblPrEx>
-          <w:tblCellMar>
-            <w:top w:w="0" w:type="dxa"/>
-            <w:bottom w:w="0" w:type="dxa"/>
-          </w:tblCellMar>
-        </w:tblPrEx>
         <w:tc>
           <w:tcPr>
             <w:tcW w:w="5760" w:type="dxa"/>
@@ -432,12 +400,6 @@
         </w:tc>
       </w:tr>
       <w:tr>
-        <w:tblPrEx>
-          <w:tblCellMar>
-            <w:top w:w="0" w:type="dxa"/>
-            <w:bottom w:w="0" w:type="dxa"/>
-          </w:tblCellMar>
-        </w:tblPrEx>
         <w:tc>
           <w:tcPr>
             <w:tcW w:w="5760" w:type="dxa"/>
@@ -515,12 +477,6 @@
         </w:tc>
       </w:tr>
       <w:tr>
-        <w:tblPrEx>
-          <w:tblCellMar>
-            <w:top w:w="0" w:type="dxa"/>
-            <w:bottom w:w="0" w:type="dxa"/>
-          </w:tblCellMar>
-        </w:tblPrEx>
         <w:tc>
           <w:tcPr>
             <w:tcW w:w="5760" w:type="dxa"/>
@@ -598,12 +554,6 @@
         </w:tc>
       </w:tr>
       <w:tr>
-        <w:tblPrEx>
-          <w:tblCellMar>
-            <w:top w:w="0" w:type="dxa"/>
-            <w:bottom w:w="0" w:type="dxa"/>
-          </w:tblCellMar>
-        </w:tblPrEx>
         <w:tc>
           <w:tcPr>
             <w:tcW w:w="5760" w:type="dxa"/>
@@ -681,12 +631,6 @@
         </w:tc>
       </w:tr>
       <w:tr>
-        <w:tblPrEx>
-          <w:tblCellMar>
-            <w:top w:w="0" w:type="dxa"/>
-            <w:bottom w:w="0" w:type="dxa"/>
-          </w:tblCellMar>
-        </w:tblPrEx>
         <w:tc>
           <w:tcPr>
             <w:tcW w:w="5760" w:type="dxa"/>
@@ -768,12 +712,6 @@
         </w:tc>
       </w:tr>
       <w:tr>
-        <w:tblPrEx>
-          <w:tblCellMar>
-            <w:top w:w="0" w:type="dxa"/>
-            <w:bottom w:w="0" w:type="dxa"/>
-          </w:tblCellMar>
-        </w:tblPrEx>
         <w:tc>
           <w:tcPr>
             <w:tcW w:w="5760" w:type="dxa"/>
@@ -881,15 +819,7 @@
         </w:numPr>
       </w:pPr>
       <w:r>
-        <w:t xml:space="preserve">Habla a ritmo natural, sin leer. Este </w:t>
-      </w:r>
-      <w:proofErr w:type="spellStart"/>
-      <w:r>
-        <w:t>guión</w:t>
-      </w:r>
-      <w:proofErr w:type="spellEnd"/>
-      <w:r>
-        <w:t xml:space="preserve"> es para MEMORIZAR ideas, no para recitar literal (salvo la portada y el cierre).</w:t>
+        <w:t>Habla a ritmo natural, sin leer. Este guión es para MEMORIZAR ideas, no para recitar literal (salvo la portada y el cierre).</w:t>
       </w:r>
     </w:p>
     <w:p>
@@ -913,15 +843,7 @@
         </w:numPr>
       </w:pPr>
       <w:r>
-        <w:t xml:space="preserve">Al pasar a la demo, ten la </w:t>
-      </w:r>
-      <w:proofErr w:type="gramStart"/>
-      <w:r>
-        <w:t>app</w:t>
-      </w:r>
-      <w:proofErr w:type="gramEnd"/>
-      <w:r>
-        <w:t xml:space="preserve"> ya abierta con los datos de prueba sembrados (2 usuarios + 1 servicio).</w:t>
+        <w:t>Al pasar a la demo, ten la app ya abierta con los datos de prueba sembrados (2 usuarios + 1 servicio).</w:t>
       </w:r>
     </w:p>
     <w:p>
@@ -987,12 +909,6 @@
         <w:gridCol w:w="1760"/>
       </w:tblGrid>
       <w:tr>
-        <w:tblPrEx>
-          <w:tblCellMar>
-            <w:top w:w="0" w:type="dxa"/>
-            <w:bottom w:w="0" w:type="dxa"/>
-          </w:tblCellMar>
-        </w:tblPrEx>
         <w:tc>
           <w:tcPr>
             <w:tcW w:w="7600" w:type="dxa"/>
@@ -1018,25 +934,7 @@
                 <w:color w:val="FFFFFF"/>
               </w:rPr>
               <w:lastRenderedPageBreak/>
-              <w:t xml:space="preserve">DIAPOSITIVA </w:t>
-            </w:r>
-            <w:proofErr w:type="gramStart"/>
-            <w:r>
-              <w:rPr>
-                <w:b/>
-                <w:bCs/>
-                <w:color w:val="FFFFFF"/>
-              </w:rPr>
-              <w:t>1  ·</w:t>
-            </w:r>
-            <w:proofErr w:type="gramEnd"/>
-            <w:r>
-              <w:rPr>
-                <w:b/>
-                <w:bCs/>
-                <w:color w:val="FFFFFF"/>
-              </w:rPr>
-              <w:t xml:space="preserve">  Portada</w:t>
+              <w:t>DIAPOSITIVA 1  ·  Portada</w:t>
             </w:r>
           </w:p>
         </w:tc>
@@ -1104,7 +1002,31 @@
         <w:jc w:val="both"/>
       </w:pPr>
       <w:r>
-        <w:t>«Buenos días. Mi nombre es Marius Ion Dodu y voy a presentar mi proyecto de fin de ciclo del CFGS de Desarrollo de Aplicaciones Multiplataforma en ILERNA, tutorizado por Emilio Saurina. El proyecto se llama VecindApp: un banco de tiempo vecinal accesible. Comenzamos.»</w:t>
+        <w:t xml:space="preserve">«Buenos días. Mi nombre es Marius Ion Dodu y </w:t>
+      </w:r>
+      <w:r>
+        <w:t>tengo el placer de</w:t>
+      </w:r>
+      <w:r>
+        <w:t xml:space="preserve"> a presentar mi proyecto de fin de ciclo del </w:t>
+      </w:r>
+      <w:r>
+        <w:t xml:space="preserve">grado superior en </w:t>
+      </w:r>
+      <w:r>
+        <w:t xml:space="preserve">Desarrollo de Aplicaciones Multiplataforma. El proyecto </w:t>
+      </w:r>
+      <w:r>
+        <w:t xml:space="preserve">que he desarrollado </w:t>
+      </w:r>
+      <w:r>
+        <w:t xml:space="preserve">se llama VecindApp: </w:t>
+      </w:r>
+      <w:r>
+        <w:t xml:space="preserve">En una aplicación móvil diseñada para ser </w:t>
+      </w:r>
+      <w:r>
+        <w:t>un banco de tiempo vecinal accesible. Comenzamos.»</w:t>
       </w:r>
     </w:p>
     <w:p/>
@@ -1130,12 +1052,6 @@
         <w:gridCol w:w="1760"/>
       </w:tblGrid>
       <w:tr>
-        <w:tblPrEx>
-          <w:tblCellMar>
-            <w:top w:w="0" w:type="dxa"/>
-            <w:bottom w:w="0" w:type="dxa"/>
-          </w:tblCellMar>
-        </w:tblPrEx>
         <w:tc>
           <w:tcPr>
             <w:tcW w:w="7600" w:type="dxa"/>
@@ -1160,25 +1076,7 @@
                 <w:bCs/>
                 <w:color w:val="FFFFFF"/>
               </w:rPr>
-              <w:t xml:space="preserve">DIAPOSITIVA </w:t>
-            </w:r>
-            <w:proofErr w:type="gramStart"/>
-            <w:r>
-              <w:rPr>
-                <w:b/>
-                <w:bCs/>
-                <w:color w:val="FFFFFF"/>
-              </w:rPr>
-              <w:t>2  ·</w:t>
-            </w:r>
-            <w:proofErr w:type="gramEnd"/>
-            <w:r>
-              <w:rPr>
-                <w:b/>
-                <w:bCs/>
-                <w:color w:val="FFFFFF"/>
-              </w:rPr>
-              <w:t xml:space="preserve">  Índice</w:t>
+              <w:t>DIAPOSITIVA 2  ·  Índice</w:t>
             </w:r>
           </w:p>
         </w:tc>
@@ -1282,15 +1180,7 @@
         </w:numPr>
       </w:pPr>
       <w:r>
-        <w:t xml:space="preserve">Metodología y </w:t>
-      </w:r>
-      <w:proofErr w:type="spellStart"/>
-      <w:r>
-        <w:t>stack</w:t>
-      </w:r>
-      <w:proofErr w:type="spellEnd"/>
-      <w:r>
-        <w:t xml:space="preserve"> tecnológico.</w:t>
+        <w:t>Metodología y stack tecnológico.</w:t>
       </w:r>
     </w:p>
     <w:p>
@@ -1352,12 +1242,6 @@
         <w:gridCol w:w="1760"/>
       </w:tblGrid>
       <w:tr>
-        <w:tblPrEx>
-          <w:tblCellMar>
-            <w:top w:w="0" w:type="dxa"/>
-            <w:bottom w:w="0" w:type="dxa"/>
-          </w:tblCellMar>
-        </w:tblPrEx>
         <w:tc>
           <w:tcPr>
             <w:tcW w:w="7600" w:type="dxa"/>
@@ -1382,25 +1266,7 @@
                 <w:bCs/>
                 <w:color w:val="FFFFFF"/>
               </w:rPr>
-              <w:t xml:space="preserve">DIAPOSITIVA </w:t>
-            </w:r>
-            <w:proofErr w:type="gramStart"/>
-            <w:r>
-              <w:rPr>
-                <w:b/>
-                <w:bCs/>
-                <w:color w:val="FFFFFF"/>
-              </w:rPr>
-              <w:t>3  ·</w:t>
-            </w:r>
-            <w:proofErr w:type="gramEnd"/>
-            <w:r>
-              <w:rPr>
-                <w:b/>
-                <w:bCs/>
-                <w:color w:val="FFFFFF"/>
-              </w:rPr>
-              <w:t xml:space="preserve">  Introducción y motivación</w:t>
+              <w:t>DIAPOSITIVA 3  ·  Introducción y motivación</w:t>
             </w:r>
           </w:p>
         </w:tc>
@@ -1512,12 +1378,6 @@
         <w:gridCol w:w="1760"/>
       </w:tblGrid>
       <w:tr>
-        <w:tblPrEx>
-          <w:tblCellMar>
-            <w:top w:w="0" w:type="dxa"/>
-            <w:bottom w:w="0" w:type="dxa"/>
-          </w:tblCellMar>
-        </w:tblPrEx>
         <w:tc>
           <w:tcPr>
             <w:tcW w:w="7600" w:type="dxa"/>
@@ -1542,25 +1402,7 @@
                 <w:bCs/>
                 <w:color w:val="FFFFFF"/>
               </w:rPr>
-              <w:t xml:space="preserve">DIAPOSITIVA </w:t>
-            </w:r>
-            <w:proofErr w:type="gramStart"/>
-            <w:r>
-              <w:rPr>
-                <w:b/>
-                <w:bCs/>
-                <w:color w:val="FFFFFF"/>
-              </w:rPr>
-              <w:t>4  ·</w:t>
-            </w:r>
-            <w:proofErr w:type="gramEnd"/>
-            <w:r>
-              <w:rPr>
-                <w:b/>
-                <w:bCs/>
-                <w:color w:val="FFFFFF"/>
-              </w:rPr>
-              <w:t xml:space="preserve">  Objetivos (generales y específicos)</w:t>
+              <w:t>DIAPOSITIVA 4  ·  Objetivos (generales y específicos)</w:t>
             </w:r>
           </w:p>
         </w:tc>
@@ -1651,23 +1493,7 @@
         <w:t xml:space="preserve">Patrón aplicado: </w:t>
       </w:r>
       <w:r>
-        <w:t xml:space="preserve">MVVM + </w:t>
-      </w:r>
-      <w:proofErr w:type="spellStart"/>
-      <w:r>
-        <w:t>Clean</w:t>
-      </w:r>
-      <w:proofErr w:type="spellEnd"/>
-      <w:r>
-        <w:t xml:space="preserve"> </w:t>
-      </w:r>
-      <w:proofErr w:type="spellStart"/>
-      <w:r>
-        <w:t>Architecture</w:t>
-      </w:r>
-      <w:proofErr w:type="spellEnd"/>
-      <w:r>
-        <w:t xml:space="preserve"> para un código escalable y mantenible.</w:t>
+        <w:t>MVVM + Clean Architecture para un código escalable y mantenible.</w:t>
       </w:r>
     </w:p>
     <w:p>
@@ -1740,23 +1566,7 @@
         </w:numPr>
       </w:pPr>
       <w:r>
-        <w:t xml:space="preserve">OE-05 · </w:t>
-      </w:r>
-      <w:proofErr w:type="spellStart"/>
-      <w:r>
-        <w:t>Dashboard</w:t>
-      </w:r>
-      <w:proofErr w:type="spellEnd"/>
-      <w:r>
-        <w:t xml:space="preserve"> gráfico del historial con </w:t>
-      </w:r>
-      <w:proofErr w:type="spellStart"/>
-      <w:r>
-        <w:t>MPAndroidChart</w:t>
-      </w:r>
-      <w:proofErr w:type="spellEnd"/>
-      <w:r>
-        <w:t>.</w:t>
+        <w:t>OE-05 · Dashboard gráfico del historial con MPAndroidChart.</w:t>
       </w:r>
     </w:p>
     <w:p>
@@ -1792,23 +1602,7 @@
         </w:numPr>
       </w:pPr>
       <w:r>
-        <w:t xml:space="preserve">OE-08 · Notificaciones reactivas con </w:t>
-      </w:r>
-      <w:proofErr w:type="spellStart"/>
-      <w:r>
-        <w:t>badge</w:t>
-      </w:r>
-      <w:proofErr w:type="spellEnd"/>
-      <w:r>
-        <w:t xml:space="preserve"> en el </w:t>
-      </w:r>
-      <w:proofErr w:type="spellStart"/>
-      <w:r>
-        <w:t>BottomNav</w:t>
-      </w:r>
-      <w:proofErr w:type="spellEnd"/>
-      <w:r>
-        <w:t>.</w:t>
+        <w:t>OE-08 · Notificaciones reactivas con badge en el BottomNav.</w:t>
       </w:r>
     </w:p>
     <w:p>
@@ -1847,12 +1641,6 @@
         <w:gridCol w:w="1760"/>
       </w:tblGrid>
       <w:tr>
-        <w:tblPrEx>
-          <w:tblCellMar>
-            <w:top w:w="0" w:type="dxa"/>
-            <w:bottom w:w="0" w:type="dxa"/>
-          </w:tblCellMar>
-        </w:tblPrEx>
         <w:tc>
           <w:tcPr>
             <w:tcW w:w="7600" w:type="dxa"/>
@@ -1877,25 +1665,7 @@
                 <w:bCs/>
                 <w:color w:val="FFFFFF"/>
               </w:rPr>
-              <w:t xml:space="preserve">DIAPOSITIVA </w:t>
-            </w:r>
-            <w:proofErr w:type="gramStart"/>
-            <w:r>
-              <w:rPr>
-                <w:b/>
-                <w:bCs/>
-                <w:color w:val="FFFFFF"/>
-              </w:rPr>
-              <w:t>5  ·</w:t>
-            </w:r>
-            <w:proofErr w:type="gramEnd"/>
-            <w:r>
-              <w:rPr>
-                <w:b/>
-                <w:bCs/>
-                <w:color w:val="FFFFFF"/>
-              </w:rPr>
-              <w:t xml:space="preserve">  Contexto: bancos de tiempo y accesibilidad</w:t>
+              <w:t>DIAPOSITIVA 5  ·  Contexto: bancos de tiempo y accesibilidad</w:t>
             </w:r>
           </w:p>
         </w:tc>
@@ -2004,15 +1774,7 @@
         <w:jc w:val="both"/>
       </w:pPr>
       <w:r>
-        <w:t>«VecindApp integra dos herramientas de accesibilidad activa: Text-</w:t>
-      </w:r>
-      <w:proofErr w:type="spellStart"/>
-      <w:r>
-        <w:t>to</w:t>
-      </w:r>
-      <w:proofErr w:type="spellEnd"/>
-      <w:r>
-        <w:t>-Speech nativo y pictogramas ARASAAC, un sistema con más de 12.000 pictogramas bajo licencia Creative Commons, usado como estándar internacional en Comunicación Aumentativa.»</w:t>
+        <w:t>«VecindApp integra dos herramientas de accesibilidad activa: Text-to-Speech nativo y pictogramas ARASAAC, un sistema con más de 12.000 pictogramas bajo licencia Creative Commons, usado como estándar internacional en Comunicación Aumentativa.»</w:t>
       </w:r>
     </w:p>
     <w:p/>
@@ -2038,12 +1800,6 @@
         <w:gridCol w:w="1760"/>
       </w:tblGrid>
       <w:tr>
-        <w:tblPrEx>
-          <w:tblCellMar>
-            <w:top w:w="0" w:type="dxa"/>
-            <w:bottom w:w="0" w:type="dxa"/>
-          </w:tblCellMar>
-        </w:tblPrEx>
         <w:tc>
           <w:tcPr>
             <w:tcW w:w="7600" w:type="dxa"/>
@@ -2068,25 +1824,7 @@
                 <w:bCs/>
                 <w:color w:val="FFFFFF"/>
               </w:rPr>
-              <w:t xml:space="preserve">DIAPOSITIVA </w:t>
-            </w:r>
-            <w:proofErr w:type="gramStart"/>
-            <w:r>
-              <w:rPr>
-                <w:b/>
-                <w:bCs/>
-                <w:color w:val="FFFFFF"/>
-              </w:rPr>
-              <w:t>6  ·</w:t>
-            </w:r>
-            <w:proofErr w:type="gramEnd"/>
-            <w:r>
-              <w:rPr>
-                <w:b/>
-                <w:bCs/>
-                <w:color w:val="FFFFFF"/>
-              </w:rPr>
-              <w:t xml:space="preserve">  Análisis competitivo</w:t>
+              <w:t>DIAPOSITIVA 6  ·  Análisis competitivo</w:t>
             </w:r>
           </w:p>
         </w:tc>
@@ -2165,13 +1903,8 @@
           <w:numId w:val="2"/>
         </w:numPr>
       </w:pPr>
-      <w:proofErr w:type="spellStart"/>
-      <w:r>
-        <w:t>Nextdoor</w:t>
-      </w:r>
-      <w:proofErr w:type="spellEnd"/>
-      <w:r>
-        <w:t xml:space="preserve"> (EE. UU., 11 países, 265.000 barrios): red vecinal potente, pero se financia con capital de riesgo y publicidad. NO es un banco de tiempo.</w:t>
+      <w:r>
+        <w:t>Nextdoor (EE. UU., 11 países, 265.000 barrios): red vecinal potente, pero se financia con capital de riesgo y publicidad. NO es un banco de tiempo.</w:t>
       </w:r>
     </w:p>
     <w:p>
@@ -2194,62 +1927,20 @@
           <w:numId w:val="2"/>
         </w:numPr>
       </w:pPr>
-      <w:proofErr w:type="spellStart"/>
-      <w:r>
-        <w:t>TimeOverflow</w:t>
-      </w:r>
-      <w:proofErr w:type="spellEnd"/>
-      <w:r>
-        <w:t xml:space="preserve">: software oficial de la Asociación de Bancos de Tiempo, pero es un portal administrativo web, no una </w:t>
-      </w:r>
-      <w:proofErr w:type="gramStart"/>
-      <w:r>
-        <w:t>app</w:t>
-      </w:r>
-      <w:proofErr w:type="gramEnd"/>
-      <w:r>
-        <w:t xml:space="preserve"> móvil moderna.</w:t>
-      </w:r>
-    </w:p>
-    <w:p>
-      <w:pPr>
-        <w:pStyle w:val="Prrafodelista"/>
-        <w:numPr>
-          <w:ilvl w:val="0"/>
-          <w:numId w:val="2"/>
-        </w:numPr>
-      </w:pPr>
-      <w:proofErr w:type="spellStart"/>
-      <w:r>
-        <w:t>TimeRepublik</w:t>
-      </w:r>
-      <w:proofErr w:type="spellEnd"/>
-      <w:r>
-        <w:t>: red global con «</w:t>
-      </w:r>
-      <w:proofErr w:type="spellStart"/>
-      <w:r>
-        <w:t>TimeCoins</w:t>
-      </w:r>
-      <w:proofErr w:type="spellEnd"/>
-      <w:r>
-        <w:t xml:space="preserve">», </w:t>
-      </w:r>
-      <w:proofErr w:type="gramStart"/>
-      <w:r>
-        <w:t>escalable</w:t>
-      </w:r>
-      <w:proofErr w:type="gramEnd"/>
-      <w:r>
-        <w:t xml:space="preserve"> pero sin componente </w:t>
-      </w:r>
-      <w:proofErr w:type="spellStart"/>
-      <w:r>
-        <w:t>hiperlocal</w:t>
-      </w:r>
-      <w:proofErr w:type="spellEnd"/>
-      <w:r>
-        <w:t>.</w:t>
+      <w:r>
+        <w:t>TimeOverflow: software oficial de la Asociación de Bancos de Tiempo, pero es un portal administrativo web, no una app móvil moderna.</w:t>
+      </w:r>
+    </w:p>
+    <w:p>
+      <w:pPr>
+        <w:pStyle w:val="Prrafodelista"/>
+        <w:numPr>
+          <w:ilvl w:val="0"/>
+          <w:numId w:val="2"/>
+        </w:numPr>
+      </w:pPr>
+      <w:r>
+        <w:t>TimeRepublik: red global con «TimeCoins», escalable pero sin componente hiperlocal.</w:t>
       </w:r>
     </w:p>
     <w:p>
@@ -2284,12 +1975,6 @@
         <w:gridCol w:w="1760"/>
       </w:tblGrid>
       <w:tr>
-        <w:tblPrEx>
-          <w:tblCellMar>
-            <w:top w:w="0" w:type="dxa"/>
-            <w:bottom w:w="0" w:type="dxa"/>
-          </w:tblCellMar>
-        </w:tblPrEx>
         <w:tc>
           <w:tcPr>
             <w:tcW w:w="7600" w:type="dxa"/>
@@ -2314,25 +1999,7 @@
                 <w:bCs/>
                 <w:color w:val="FFFFFF"/>
               </w:rPr>
-              <w:t xml:space="preserve">DIAPOSITIVA </w:t>
-            </w:r>
-            <w:proofErr w:type="gramStart"/>
-            <w:r>
-              <w:rPr>
-                <w:b/>
-                <w:bCs/>
-                <w:color w:val="FFFFFF"/>
-              </w:rPr>
-              <w:t>7  ·</w:t>
-            </w:r>
-            <w:proofErr w:type="gramEnd"/>
-            <w:r>
-              <w:rPr>
-                <w:b/>
-                <w:bCs/>
-                <w:color w:val="FFFFFF"/>
-              </w:rPr>
-              <w:t xml:space="preserve">  Nicho identificado</w:t>
+              <w:t>DIAPOSITIVA 7  ·  Nicho identificado</w:t>
             </w:r>
           </w:p>
         </w:tc>
@@ -2400,15 +2067,7 @@
         <w:jc w:val="both"/>
       </w:pPr>
       <w:r>
-        <w:t xml:space="preserve">«Tras la investigación realizada, podemos afirmar que la intersección de las tres funcionalidades —red social </w:t>
-      </w:r>
-      <w:proofErr w:type="spellStart"/>
-      <w:r>
-        <w:t>hiperlocal</w:t>
-      </w:r>
-      <w:proofErr w:type="spellEnd"/>
-      <w:r>
-        <w:t>, banco de tiempo con horas como moneda, y accesibilidad universal avanzada— está completamente vacía en el mercado global. Incluso encontrar dos de las tres a la vez es bastante raro.»</w:t>
+        <w:t>«Tras la investigación realizada, podemos afirmar que la intersección de las tres funcionalidades —red social hiperlocal, banco de tiempo con horas como moneda, y accesibilidad universal avanzada— está completamente vacía en el mercado global. Incluso encontrar dos de las tres a la vez es bastante raro.»</w:t>
       </w:r>
     </w:p>
     <w:p>
@@ -2426,23 +2085,7 @@
         <w:jc w:val="both"/>
       </w:pPr>
       <w:r>
-        <w:t>«Ese es el nicho que VecindApp ocupa, y lo hace con un enfoque offline-</w:t>
-      </w:r>
-      <w:proofErr w:type="spellStart"/>
-      <w:r>
-        <w:t>first</w:t>
-      </w:r>
-      <w:proofErr w:type="spellEnd"/>
-      <w:r>
-        <w:t xml:space="preserve"> que elimina la dependencia de un </w:t>
-      </w:r>
-      <w:proofErr w:type="spellStart"/>
-      <w:r>
-        <w:t>backend</w:t>
-      </w:r>
-      <w:proofErr w:type="spellEnd"/>
-      <w:r>
-        <w:t xml:space="preserve"> remoto.»</w:t>
+        <w:t>«Ese es el nicho que VecindApp ocupa, y lo hace con un enfoque offline-first que elimina la dependencia de un backend remoto.»</w:t>
       </w:r>
     </w:p>
     <w:p/>
@@ -2468,12 +2111,6 @@
         <w:gridCol w:w="1760"/>
       </w:tblGrid>
       <w:tr>
-        <w:tblPrEx>
-          <w:tblCellMar>
-            <w:top w:w="0" w:type="dxa"/>
-            <w:bottom w:w="0" w:type="dxa"/>
-          </w:tblCellMar>
-        </w:tblPrEx>
         <w:tc>
           <w:tcPr>
             <w:tcW w:w="7600" w:type="dxa"/>
@@ -2498,25 +2135,7 @@
                 <w:bCs/>
                 <w:color w:val="FFFFFF"/>
               </w:rPr>
-              <w:t xml:space="preserve">DIAPOSITIVA </w:t>
-            </w:r>
-            <w:proofErr w:type="gramStart"/>
-            <w:r>
-              <w:rPr>
-                <w:b/>
-                <w:bCs/>
-                <w:color w:val="FFFFFF"/>
-              </w:rPr>
-              <w:t>8  ·</w:t>
-            </w:r>
-            <w:proofErr w:type="gramEnd"/>
-            <w:r>
-              <w:rPr>
-                <w:b/>
-                <w:bCs/>
-                <w:color w:val="FFFFFF"/>
-              </w:rPr>
-              <w:t xml:space="preserve">  Metodología</w:t>
+              <w:t>DIAPOSITIVA 8  ·  Metodología</w:t>
             </w:r>
           </w:p>
         </w:tc>
@@ -2596,35 +2215,19 @@
         </w:numPr>
       </w:pPr>
       <w:r>
-        <w:t>Se descartaron ceremonias sin sentido en solitario (</w:t>
-      </w:r>
-      <w:proofErr w:type="spellStart"/>
-      <w:r>
-        <w:t>daily</w:t>
-      </w:r>
-      <w:proofErr w:type="spellEnd"/>
-      <w:r>
-        <w:t>, retrospectiva en grupo).</w:t>
-      </w:r>
-    </w:p>
-    <w:p>
-      <w:pPr>
-        <w:pStyle w:val="Prrafodelista"/>
-        <w:numPr>
-          <w:ilvl w:val="0"/>
-          <w:numId w:val="2"/>
-        </w:numPr>
-      </w:pPr>
-      <w:r>
-        <w:t xml:space="preserve">Se conservaron los elementos útiles: </w:t>
-      </w:r>
-      <w:proofErr w:type="spellStart"/>
-      <w:r>
-        <w:t>sprints</w:t>
-      </w:r>
-      <w:proofErr w:type="spellEnd"/>
-      <w:r>
-        <w:t xml:space="preserve"> de duración fija, backlog priorizado y posibilidad de adelantar trabajo.</w:t>
+        <w:t>Se descartaron ceremonias sin sentido en solitario (daily, retrospectiva en grupo).</w:t>
+      </w:r>
+    </w:p>
+    <w:p>
+      <w:pPr>
+        <w:pStyle w:val="Prrafodelista"/>
+        <w:numPr>
+          <w:ilvl w:val="0"/>
+          <w:numId w:val="2"/>
+        </w:numPr>
+      </w:pPr>
+      <w:r>
+        <w:t>Se conservaron los elementos útiles: sprints de duración fija, backlog priorizado y posibilidad de adelantar trabajo.</w:t>
       </w:r>
     </w:p>
     <w:p>
@@ -2698,15 +2301,7 @@
         </w:numPr>
       </w:pPr>
       <w:r>
-        <w:t xml:space="preserve">4 — Desarrollo por </w:t>
-      </w:r>
-      <w:proofErr w:type="spellStart"/>
-      <w:r>
-        <w:t>sprints</w:t>
-      </w:r>
-      <w:proofErr w:type="spellEnd"/>
-      <w:r>
-        <w:t xml:space="preserve"> (6 iteraciones semanales).</w:t>
+        <w:t>4 — Desarrollo por sprints (6 iteraciones semanales).</w:t>
       </w:r>
     </w:p>
     <w:p>
@@ -2727,23 +2322,7 @@
         <w:jc w:val="both"/>
       </w:pPr>
       <w:r>
-        <w:t xml:space="preserve">«El MVP priorizó </w:t>
-      </w:r>
-      <w:proofErr w:type="spellStart"/>
-      <w:r>
-        <w:t>login</w:t>
-      </w:r>
-      <w:proofErr w:type="spellEnd"/>
-      <w:r>
-        <w:t xml:space="preserve">, escaparate, transacciones, valoraciones con TTS. Las funcionalidades secundarias entraron en los últimos </w:t>
-      </w:r>
-      <w:proofErr w:type="spellStart"/>
-      <w:r>
-        <w:t>sprints</w:t>
-      </w:r>
-      <w:proofErr w:type="spellEnd"/>
-      <w:r>
-        <w:t>.»</w:t>
+        <w:t>«El MVP priorizó login, escaparate, transacciones, valoraciones con TTS. Las funcionalidades secundarias entraron en los últimos sprints.»</w:t>
       </w:r>
     </w:p>
     <w:p/>
@@ -2769,12 +2348,6 @@
         <w:gridCol w:w="1760"/>
       </w:tblGrid>
       <w:tr>
-        <w:tblPrEx>
-          <w:tblCellMar>
-            <w:top w:w="0" w:type="dxa"/>
-            <w:bottom w:w="0" w:type="dxa"/>
-          </w:tblCellMar>
-        </w:tblPrEx>
         <w:tc>
           <w:tcPr>
             <w:tcW w:w="7600" w:type="dxa"/>
@@ -2799,25 +2372,7 @@
                 <w:bCs/>
                 <w:color w:val="FFFFFF"/>
               </w:rPr>
-              <w:t xml:space="preserve">DIAPOSITIVA </w:t>
-            </w:r>
-            <w:proofErr w:type="gramStart"/>
-            <w:r>
-              <w:rPr>
-                <w:b/>
-                <w:bCs/>
-                <w:color w:val="FFFFFF"/>
-              </w:rPr>
-              <w:t>9  ·</w:t>
-            </w:r>
-            <w:proofErr w:type="gramEnd"/>
-            <w:r>
-              <w:rPr>
-                <w:b/>
-                <w:bCs/>
-                <w:color w:val="FFFFFF"/>
-              </w:rPr>
-              <w:t xml:space="preserve">  Stack tecnológico</w:t>
+              <w:t>DIAPOSITIVA 9  ·  Stack tecnológico</w:t>
             </w:r>
           </w:p>
         </w:tc>
@@ -2897,271 +2452,103 @@
         </w:numPr>
       </w:pPr>
       <w:r>
-        <w:t xml:space="preserve">Lenguaje: </w:t>
-      </w:r>
-      <w:proofErr w:type="spellStart"/>
-      <w:r>
-        <w:t>Kotlin</w:t>
-      </w:r>
-      <w:proofErr w:type="spellEnd"/>
-      <w:r>
-        <w:t xml:space="preserve"> 2.0.21, recomendado oficialmente por Google.</w:t>
-      </w:r>
-    </w:p>
-    <w:p>
-      <w:pPr>
-        <w:pStyle w:val="Prrafodelista"/>
-        <w:numPr>
-          <w:ilvl w:val="0"/>
-          <w:numId w:val="2"/>
-        </w:numPr>
-      </w:pPr>
-      <w:r>
-        <w:t xml:space="preserve">UI: </w:t>
-      </w:r>
-      <w:proofErr w:type="spellStart"/>
-      <w:r>
-        <w:t>layouts</w:t>
-      </w:r>
-      <w:proofErr w:type="spellEnd"/>
-      <w:r>
-        <w:t xml:space="preserve"> XML + </w:t>
-      </w:r>
-      <w:proofErr w:type="spellStart"/>
-      <w:r>
-        <w:t>Fragments</w:t>
-      </w:r>
-      <w:proofErr w:type="spellEnd"/>
-      <w:r>
-        <w:t xml:space="preserve"> (NO </w:t>
-      </w:r>
-      <w:proofErr w:type="spellStart"/>
-      <w:r>
-        <w:t>Jetpack</w:t>
-      </w:r>
-      <w:proofErr w:type="spellEnd"/>
-      <w:r>
-        <w:t xml:space="preserve"> </w:t>
-      </w:r>
-      <w:proofErr w:type="spellStart"/>
-      <w:r>
-        <w:t>Compose</w:t>
-      </w:r>
-      <w:proofErr w:type="spellEnd"/>
-      <w:r>
-        <w:t>, según la propuesta aprobada).</w:t>
-      </w:r>
-    </w:p>
-    <w:p>
-      <w:pPr>
-        <w:pStyle w:val="Prrafodelista"/>
-        <w:numPr>
-          <w:ilvl w:val="0"/>
-          <w:numId w:val="2"/>
-        </w:numPr>
-      </w:pPr>
-      <w:r>
-        <w:t>Base de datos: Room 2.8.4 sobre SQLite. Filosofía offline-</w:t>
-      </w:r>
-      <w:proofErr w:type="spellStart"/>
-      <w:r>
-        <w:t>first</w:t>
-      </w:r>
-      <w:proofErr w:type="spellEnd"/>
-      <w:r>
-        <w:t>.</w:t>
-      </w:r>
-    </w:p>
-    <w:p>
-      <w:pPr>
-        <w:pStyle w:val="Prrafodelista"/>
-        <w:numPr>
-          <w:ilvl w:val="0"/>
-          <w:numId w:val="2"/>
-        </w:numPr>
-      </w:pPr>
-      <w:r>
-        <w:t xml:space="preserve">Arquitectura: MVVM + </w:t>
-      </w:r>
-      <w:proofErr w:type="spellStart"/>
-      <w:r>
-        <w:t>Clean</w:t>
-      </w:r>
-      <w:proofErr w:type="spellEnd"/>
-      <w:r>
-        <w:t xml:space="preserve"> </w:t>
-      </w:r>
-      <w:proofErr w:type="spellStart"/>
-      <w:r>
-        <w:t>Architecture</w:t>
-      </w:r>
-      <w:proofErr w:type="spellEnd"/>
-      <w:r>
-        <w:t xml:space="preserve"> en 4 capas (data, </w:t>
-      </w:r>
-      <w:proofErr w:type="spellStart"/>
-      <w:r>
-        <w:t>domain</w:t>
-      </w:r>
-      <w:proofErr w:type="spellEnd"/>
-      <w:r>
-        <w:t xml:space="preserve">, </w:t>
-      </w:r>
-      <w:proofErr w:type="spellStart"/>
-      <w:r>
-        <w:t>ui</w:t>
-      </w:r>
-      <w:proofErr w:type="spellEnd"/>
-      <w:r>
-        <w:t xml:space="preserve">, </w:t>
-      </w:r>
-      <w:proofErr w:type="spellStart"/>
-      <w:r>
-        <w:t>common</w:t>
-      </w:r>
-      <w:proofErr w:type="spellEnd"/>
-      <w:r>
-        <w:t>).</w:t>
-      </w:r>
-    </w:p>
-    <w:p>
-      <w:pPr>
-        <w:pStyle w:val="Prrafodelista"/>
-        <w:numPr>
-          <w:ilvl w:val="0"/>
-          <w:numId w:val="2"/>
-        </w:numPr>
-      </w:pPr>
-      <w:r>
-        <w:t xml:space="preserve">Navegación: </w:t>
-      </w:r>
-      <w:proofErr w:type="spellStart"/>
-      <w:r>
-        <w:t>Navigation</w:t>
-      </w:r>
-      <w:proofErr w:type="spellEnd"/>
-      <w:r>
-        <w:t xml:space="preserve"> </w:t>
-      </w:r>
-      <w:proofErr w:type="spellStart"/>
-      <w:r>
-        <w:t>Component</w:t>
-      </w:r>
-      <w:proofErr w:type="spellEnd"/>
-      <w:r>
-        <w:t xml:space="preserve"> 2.9.7 con </w:t>
-      </w:r>
-      <w:proofErr w:type="spellStart"/>
-      <w:r>
-        <w:t>BottomNav</w:t>
-      </w:r>
-      <w:proofErr w:type="spellEnd"/>
-      <w:r>
-        <w:t xml:space="preserve"> de 4 pestañas.</w:t>
-      </w:r>
-    </w:p>
-    <w:p>
-      <w:pPr>
-        <w:pStyle w:val="Prrafodelista"/>
-        <w:numPr>
-          <w:ilvl w:val="0"/>
-          <w:numId w:val="2"/>
-        </w:numPr>
-      </w:pPr>
-      <w:r>
-        <w:t xml:space="preserve">Programación asíncrona: </w:t>
-      </w:r>
-      <w:proofErr w:type="spellStart"/>
-      <w:r>
-        <w:t>Kotlin</w:t>
-      </w:r>
-      <w:proofErr w:type="spellEnd"/>
-      <w:r>
-        <w:t xml:space="preserve"> </w:t>
-      </w:r>
-      <w:proofErr w:type="spellStart"/>
-      <w:r>
-        <w:t>Coroutines</w:t>
-      </w:r>
-      <w:proofErr w:type="spellEnd"/>
-      <w:r>
-        <w:t xml:space="preserve"> + </w:t>
-      </w:r>
-      <w:proofErr w:type="spellStart"/>
-      <w:r>
-        <w:t>StateFlow</w:t>
-      </w:r>
-      <w:proofErr w:type="spellEnd"/>
-      <w:r>
-        <w:t>.</w:t>
-      </w:r>
-    </w:p>
-    <w:p>
-      <w:pPr>
-        <w:pStyle w:val="Prrafodelista"/>
-        <w:numPr>
-          <w:ilvl w:val="0"/>
-          <w:numId w:val="2"/>
-        </w:numPr>
-      </w:pPr>
-      <w:r>
-        <w:t xml:space="preserve">Gráficos: </w:t>
-      </w:r>
-      <w:proofErr w:type="spellStart"/>
-      <w:r>
-        <w:t>MPAndroidChart</w:t>
-      </w:r>
-      <w:proofErr w:type="spellEnd"/>
-      <w:r>
-        <w:t xml:space="preserve"> 3.1.0 (librería de terceros justificada en la propuesta).</w:t>
-      </w:r>
-    </w:p>
-    <w:p>
-      <w:pPr>
-        <w:pStyle w:val="Prrafodelista"/>
-        <w:numPr>
-          <w:ilvl w:val="0"/>
-          <w:numId w:val="2"/>
-        </w:numPr>
-      </w:pPr>
-      <w:r>
-        <w:t xml:space="preserve">Accesibilidad: Android TTS API nativa + pictogramas ARASAAC empaquetados como </w:t>
-      </w:r>
-      <w:proofErr w:type="spellStart"/>
-      <w:r>
-        <w:t>drawable</w:t>
-      </w:r>
-      <w:proofErr w:type="spellEnd"/>
-      <w:r>
-        <w:t>.</w:t>
-      </w:r>
-    </w:p>
-    <w:p>
-      <w:pPr>
-        <w:pStyle w:val="Prrafodelista"/>
-        <w:numPr>
-          <w:ilvl w:val="0"/>
-          <w:numId w:val="2"/>
-        </w:numPr>
-      </w:pPr>
-      <w:r>
-        <w:t xml:space="preserve">Material </w:t>
-      </w:r>
-      <w:proofErr w:type="spellStart"/>
-      <w:r>
-        <w:t>Design</w:t>
-      </w:r>
-      <w:proofErr w:type="spellEnd"/>
-      <w:r>
-        <w:t xml:space="preserve"> </w:t>
-      </w:r>
-      <w:proofErr w:type="spellStart"/>
-      <w:r>
-        <w:t>Components</w:t>
-      </w:r>
-      <w:proofErr w:type="spellEnd"/>
-      <w:r>
-        <w:t xml:space="preserve"> 1.12.0 para el sistema visual.</w:t>
+        <w:t>Lenguaje: Kotlin 2.0.21, recomendado oficialmente por Google.</w:t>
+      </w:r>
+    </w:p>
+    <w:p>
+      <w:pPr>
+        <w:pStyle w:val="Prrafodelista"/>
+        <w:numPr>
+          <w:ilvl w:val="0"/>
+          <w:numId w:val="2"/>
+        </w:numPr>
+      </w:pPr>
+      <w:r>
+        <w:t>UI: layouts XML + Fragments (NO Jetpack Compose, según la propuesta aprobada).</w:t>
+      </w:r>
+    </w:p>
+    <w:p>
+      <w:pPr>
+        <w:pStyle w:val="Prrafodelista"/>
+        <w:numPr>
+          <w:ilvl w:val="0"/>
+          <w:numId w:val="2"/>
+        </w:numPr>
+      </w:pPr>
+      <w:r>
+        <w:t>Base de datos: Room 2.8.4 sobre SQLite. Filosofía offline-first.</w:t>
+      </w:r>
+    </w:p>
+    <w:p>
+      <w:pPr>
+        <w:pStyle w:val="Prrafodelista"/>
+        <w:numPr>
+          <w:ilvl w:val="0"/>
+          <w:numId w:val="2"/>
+        </w:numPr>
+      </w:pPr>
+      <w:r>
+        <w:t>Arquitectura: MVVM + Clean Architecture en 4 capas (data, domain, ui, common).</w:t>
+      </w:r>
+    </w:p>
+    <w:p>
+      <w:pPr>
+        <w:pStyle w:val="Prrafodelista"/>
+        <w:numPr>
+          <w:ilvl w:val="0"/>
+          <w:numId w:val="2"/>
+        </w:numPr>
+      </w:pPr>
+      <w:r>
+        <w:t>Navegación: Navigation Component 2.9.7 con BottomNav de 4 pestañas.</w:t>
+      </w:r>
+    </w:p>
+    <w:p>
+      <w:pPr>
+        <w:pStyle w:val="Prrafodelista"/>
+        <w:numPr>
+          <w:ilvl w:val="0"/>
+          <w:numId w:val="2"/>
+        </w:numPr>
+      </w:pPr>
+      <w:r>
+        <w:t>Programación asíncrona: Kotlin Coroutines + StateFlow.</w:t>
+      </w:r>
+    </w:p>
+    <w:p>
+      <w:pPr>
+        <w:pStyle w:val="Prrafodelista"/>
+        <w:numPr>
+          <w:ilvl w:val="0"/>
+          <w:numId w:val="2"/>
+        </w:numPr>
+      </w:pPr>
+      <w:r>
+        <w:t>Gráficos: MPAndroidChart 3.1.0 (librería de terceros justificada en la propuesta).</w:t>
+      </w:r>
+    </w:p>
+    <w:p>
+      <w:pPr>
+        <w:pStyle w:val="Prrafodelista"/>
+        <w:numPr>
+          <w:ilvl w:val="0"/>
+          <w:numId w:val="2"/>
+        </w:numPr>
+      </w:pPr>
+      <w:r>
+        <w:t>Accesibilidad: Android TTS API nativa + pictogramas ARASAAC empaquetados como drawable.</w:t>
+      </w:r>
+    </w:p>
+    <w:p>
+      <w:pPr>
+        <w:pStyle w:val="Prrafodelista"/>
+        <w:numPr>
+          <w:ilvl w:val="0"/>
+          <w:numId w:val="2"/>
+        </w:numPr>
+      </w:pPr>
+      <w:r>
+        <w:t>Material Design Components 1.12.0 para el sistema visual.</w:t>
       </w:r>
     </w:p>
     <w:p>
@@ -3196,12 +2583,6 @@
         <w:gridCol w:w="1760"/>
       </w:tblGrid>
       <w:tr>
-        <w:tblPrEx>
-          <w:tblCellMar>
-            <w:top w:w="0" w:type="dxa"/>
-            <w:bottom w:w="0" w:type="dxa"/>
-          </w:tblCellMar>
-        </w:tblPrEx>
         <w:tc>
           <w:tcPr>
             <w:tcW w:w="7600" w:type="dxa"/>
@@ -3226,25 +2607,7 @@
                 <w:bCs/>
                 <w:color w:val="FFFFFF"/>
               </w:rPr>
-              <w:t xml:space="preserve">DIAPOSITIVA </w:t>
-            </w:r>
-            <w:proofErr w:type="gramStart"/>
-            <w:r>
-              <w:rPr>
-                <w:b/>
-                <w:bCs/>
-                <w:color w:val="FFFFFF"/>
-              </w:rPr>
-              <w:t>10  ·</w:t>
-            </w:r>
-            <w:proofErr w:type="gramEnd"/>
-            <w:r>
-              <w:rPr>
-                <w:b/>
-                <w:bCs/>
-                <w:color w:val="FFFFFF"/>
-              </w:rPr>
-              <w:t xml:space="preserve">  Planificación y DAFO</w:t>
+              <w:t>DIAPOSITIVA 10  ·  Planificación y DAFO</w:t>
             </w:r>
           </w:p>
         </w:tc>
@@ -3311,81 +2674,48 @@
         <w:spacing w:after="120"/>
         <w:jc w:val="both"/>
       </w:pPr>
-      <w:proofErr w:type="gramStart"/>
       <w:r>
         <w:rPr>
           <w:b/>
           <w:bCs/>
         </w:rPr>
-        <w:t>Planificación estimado</w:t>
-      </w:r>
-      <w:proofErr w:type="gramEnd"/>
+        <w:t>Planificación estimado vs. real:</w:t>
+      </w:r>
+    </w:p>
+    <w:p>
+      <w:pPr>
+        <w:pStyle w:val="Prrafodelista"/>
+        <w:numPr>
+          <w:ilvl w:val="0"/>
+          <w:numId w:val="2"/>
+        </w:numPr>
+      </w:pPr>
+      <w:r>
+        <w:t>El sprint de arquitectura se alargó: aprender a fondo MVVM + Clean Architecture costó más de lo estimado.</w:t>
+      </w:r>
+    </w:p>
+    <w:p>
+      <w:pPr>
+        <w:pStyle w:val="Prrafodelista"/>
+        <w:numPr>
+          <w:ilvl w:val="0"/>
+          <w:numId w:val="2"/>
+        </w:numPr>
+      </w:pPr>
+      <w:r>
+        <w:t>El Sprint 6 se redujo: se priorizaron las notificaciones reactivas frente al WorkManager.</w:t>
+      </w:r>
+    </w:p>
+    <w:p>
+      <w:pPr>
+        <w:spacing w:after="120"/>
+        <w:jc w:val="both"/>
+      </w:pPr>
       <w:r>
         <w:rPr>
           <w:b/>
           <w:bCs/>
         </w:rPr>
-        <w:t xml:space="preserve"> vs. real:</w:t>
-      </w:r>
-    </w:p>
-    <w:p>
-      <w:pPr>
-        <w:pStyle w:val="Prrafodelista"/>
-        <w:numPr>
-          <w:ilvl w:val="0"/>
-          <w:numId w:val="2"/>
-        </w:numPr>
-      </w:pPr>
-      <w:r>
-        <w:t xml:space="preserve">El sprint de arquitectura se alargó: aprender a fondo MVVM + </w:t>
-      </w:r>
-      <w:proofErr w:type="spellStart"/>
-      <w:r>
-        <w:t>Clean</w:t>
-      </w:r>
-      <w:proofErr w:type="spellEnd"/>
-      <w:r>
-        <w:t xml:space="preserve"> </w:t>
-      </w:r>
-      <w:proofErr w:type="spellStart"/>
-      <w:r>
-        <w:t>Architecture</w:t>
-      </w:r>
-      <w:proofErr w:type="spellEnd"/>
-      <w:r>
-        <w:t xml:space="preserve"> costó más de lo estimado.</w:t>
-      </w:r>
-    </w:p>
-    <w:p>
-      <w:pPr>
-        <w:pStyle w:val="Prrafodelista"/>
-        <w:numPr>
-          <w:ilvl w:val="0"/>
-          <w:numId w:val="2"/>
-        </w:numPr>
-      </w:pPr>
-      <w:r>
-        <w:t xml:space="preserve">El Sprint 6 se redujo: se priorizaron las notificaciones reactivas frente al </w:t>
-      </w:r>
-      <w:proofErr w:type="spellStart"/>
-      <w:r>
-        <w:t>WorkManager</w:t>
-      </w:r>
-      <w:proofErr w:type="spellEnd"/>
-      <w:r>
-        <w:t>.</w:t>
-      </w:r>
-    </w:p>
-    <w:p>
-      <w:pPr>
-        <w:spacing w:after="120"/>
-        <w:jc w:val="both"/>
-      </w:pPr>
-      <w:r>
-        <w:rPr>
-          <w:b/>
-          <w:bCs/>
-        </w:rPr>
         <w:t>DAFO (destacados):</w:t>
       </w:r>
     </w:p>
@@ -3410,15 +2740,7 @@
         </w:numPr>
       </w:pPr>
       <w:r>
-        <w:t xml:space="preserve">Debilidades: ausencia de </w:t>
-      </w:r>
-      <w:proofErr w:type="spellStart"/>
-      <w:r>
-        <w:t>backend</w:t>
-      </w:r>
-      <w:proofErr w:type="spellEnd"/>
-      <w:r>
-        <w:t>, sin sincronización entre dispositivos.</w:t>
+        <w:t>Debilidades: ausencia de backend, sin sincronización entre dispositivos.</w:t>
       </w:r>
     </w:p>
     <w:p>
@@ -3442,15 +2764,7 @@
         </w:numPr>
       </w:pPr>
       <w:r>
-        <w:t xml:space="preserve">Amenazas: que un actor consolidado como </w:t>
-      </w:r>
-      <w:proofErr w:type="spellStart"/>
-      <w:r>
-        <w:t>Nextdoor</w:t>
-      </w:r>
-      <w:proofErr w:type="spellEnd"/>
-      <w:r>
-        <w:t xml:space="preserve"> incorpore esta funcionalidad.</w:t>
+        <w:t>Amenazas: que un actor consolidado como Nextdoor incorpore esta funcionalidad.</w:t>
       </w:r>
     </w:p>
     <w:p/>
@@ -3476,12 +2790,6 @@
         <w:gridCol w:w="1760"/>
       </w:tblGrid>
       <w:tr>
-        <w:tblPrEx>
-          <w:tblCellMar>
-            <w:top w:w="0" w:type="dxa"/>
-            <w:bottom w:w="0" w:type="dxa"/>
-          </w:tblCellMar>
-        </w:tblPrEx>
         <w:tc>
           <w:tcPr>
             <w:tcW w:w="7600" w:type="dxa"/>
@@ -3506,25 +2814,7 @@
                 <w:bCs/>
                 <w:color w:val="FFFFFF"/>
               </w:rPr>
-              <w:t xml:space="preserve">DIAPOSITIVA </w:t>
-            </w:r>
-            <w:proofErr w:type="gramStart"/>
-            <w:r>
-              <w:rPr>
-                <w:b/>
-                <w:bCs/>
-                <w:color w:val="FFFFFF"/>
-              </w:rPr>
-              <w:t>11  ·</w:t>
-            </w:r>
-            <w:proofErr w:type="gramEnd"/>
-            <w:r>
-              <w:rPr>
-                <w:b/>
-                <w:bCs/>
-                <w:color w:val="FFFFFF"/>
-              </w:rPr>
-              <w:t xml:space="preserve">  Diagrama de casos de uso</w:t>
+              <w:t>DIAPOSITIVA 11  ·  Diagrama de casos de uso</w:t>
             </w:r>
           </w:p>
         </w:tc>
@@ -3613,55 +2903,31 @@
         </w:numPr>
       </w:pPr>
       <w:r>
-        <w:t>&lt;&lt;</w:t>
-      </w:r>
-      <w:proofErr w:type="spellStart"/>
-      <w:r>
-        <w:t>extend</w:t>
-      </w:r>
-      <w:proofErr w:type="spellEnd"/>
-      <w:r>
-        <w:t>&gt;&gt; del CU-05 (TTS) a las pantallas de escaparate, detalle, valoración y perfil: la lectura es opcional y se activa pulsando un botón.</w:t>
-      </w:r>
-    </w:p>
-    <w:p>
-      <w:pPr>
-        <w:pStyle w:val="Prrafodelista"/>
-        <w:numPr>
-          <w:ilvl w:val="0"/>
-          <w:numId w:val="2"/>
-        </w:numPr>
-      </w:pPr>
-      <w:r>
-        <w:t>&lt;&lt;</w:t>
-      </w:r>
-      <w:proofErr w:type="spellStart"/>
-      <w:r>
-        <w:t>extend</w:t>
-      </w:r>
-      <w:proofErr w:type="spellEnd"/>
-      <w:r>
-        <w:t>&gt;&gt; del CU-11 (valorar con ARASAAC) al CU-10 (completar transacción): regla unidireccional, solo el comprador valora.</w:t>
-      </w:r>
-    </w:p>
-    <w:p>
-      <w:pPr>
-        <w:pStyle w:val="Prrafodelista"/>
-        <w:numPr>
-          <w:ilvl w:val="0"/>
-          <w:numId w:val="2"/>
-        </w:numPr>
-      </w:pPr>
-      <w:r>
-        <w:t>&lt;&lt;</w:t>
-      </w:r>
-      <w:proofErr w:type="spellStart"/>
-      <w:r>
-        <w:t>include</w:t>
-      </w:r>
-      <w:proofErr w:type="spellEnd"/>
-      <w:r>
-        <w:t>&gt;&gt; del CU-10 hacia la validación de saldo, obligatoria y compartida con el CU-09 (solicitar servicio).</w:t>
+        <w:t>&lt;&lt;extend&gt;&gt; del CU-05 (TTS) a las pantallas de escaparate, detalle, valoración y perfil: la lectura es opcional y se activa pulsando un botón.</w:t>
+      </w:r>
+    </w:p>
+    <w:p>
+      <w:pPr>
+        <w:pStyle w:val="Prrafodelista"/>
+        <w:numPr>
+          <w:ilvl w:val="0"/>
+          <w:numId w:val="2"/>
+        </w:numPr>
+      </w:pPr>
+      <w:r>
+        <w:t>&lt;&lt;extend&gt;&gt; del CU-11 (valorar con ARASAAC) al CU-10 (completar transacción): regla unidireccional, solo el comprador valora.</w:t>
+      </w:r>
+    </w:p>
+    <w:p>
+      <w:pPr>
+        <w:pStyle w:val="Prrafodelista"/>
+        <w:numPr>
+          <w:ilvl w:val="0"/>
+          <w:numId w:val="2"/>
+        </w:numPr>
+      </w:pPr>
+      <w:r>
+        <w:t>&lt;&lt;include&gt;&gt; del CU-10 hacia la validación de saldo, obligatoria y compartida con el CU-09 (solicitar servicio).</w:t>
       </w:r>
     </w:p>
     <w:p/>
@@ -3687,12 +2953,6 @@
         <w:gridCol w:w="1760"/>
       </w:tblGrid>
       <w:tr>
-        <w:tblPrEx>
-          <w:tblCellMar>
-            <w:top w:w="0" w:type="dxa"/>
-            <w:bottom w:w="0" w:type="dxa"/>
-          </w:tblCellMar>
-        </w:tblPrEx>
         <w:tc>
           <w:tcPr>
             <w:tcW w:w="7600" w:type="dxa"/>
@@ -3717,25 +2977,7 @@
                 <w:bCs/>
                 <w:color w:val="FFFFFF"/>
               </w:rPr>
-              <w:t xml:space="preserve">DIAPOSITIVA </w:t>
-            </w:r>
-            <w:proofErr w:type="gramStart"/>
-            <w:r>
-              <w:rPr>
-                <w:b/>
-                <w:bCs/>
-                <w:color w:val="FFFFFF"/>
-              </w:rPr>
-              <w:t>12  ·</w:t>
-            </w:r>
-            <w:proofErr w:type="gramEnd"/>
-            <w:r>
-              <w:rPr>
-                <w:b/>
-                <w:bCs/>
-                <w:color w:val="FFFFFF"/>
-              </w:rPr>
-              <w:t xml:space="preserve">  Diagrama Entidad-Relación</w:t>
+              <w:t>DIAPOSITIVA 12  ·  Diagrama Entidad-Relación</w:t>
             </w:r>
           </w:p>
         </w:tc>
@@ -3838,12 +3080,6 @@
         <w:gridCol w:w="1760"/>
       </w:tblGrid>
       <w:tr>
-        <w:tblPrEx>
-          <w:tblCellMar>
-            <w:top w:w="0" w:type="dxa"/>
-            <w:bottom w:w="0" w:type="dxa"/>
-          </w:tblCellMar>
-        </w:tblPrEx>
         <w:tc>
           <w:tcPr>
             <w:tcW w:w="7600" w:type="dxa"/>
@@ -3868,61 +3104,7 @@
                 <w:bCs/>
                 <w:color w:val="FFFFFF"/>
               </w:rPr>
-              <w:t xml:space="preserve">DIAPOSITIVA </w:t>
-            </w:r>
-            <w:proofErr w:type="gramStart"/>
-            <w:r>
-              <w:rPr>
-                <w:b/>
-                <w:bCs/>
-                <w:color w:val="FFFFFF"/>
-              </w:rPr>
-              <w:t>13  ·</w:t>
-            </w:r>
-            <w:proofErr w:type="gramEnd"/>
-            <w:r>
-              <w:rPr>
-                <w:b/>
-                <w:bCs/>
-                <w:color w:val="FFFFFF"/>
-              </w:rPr>
-              <w:t xml:space="preserve">  Diagrama de clases (</w:t>
-            </w:r>
-            <w:proofErr w:type="spellStart"/>
-            <w:r>
-              <w:rPr>
-                <w:b/>
-                <w:bCs/>
-                <w:color w:val="FFFFFF"/>
-              </w:rPr>
-              <w:t>Clean</w:t>
-            </w:r>
-            <w:proofErr w:type="spellEnd"/>
-            <w:r>
-              <w:rPr>
-                <w:b/>
-                <w:bCs/>
-                <w:color w:val="FFFFFF"/>
-              </w:rPr>
-              <w:t xml:space="preserve"> </w:t>
-            </w:r>
-            <w:proofErr w:type="spellStart"/>
-            <w:r>
-              <w:rPr>
-                <w:b/>
-                <w:bCs/>
-                <w:color w:val="FFFFFF"/>
-              </w:rPr>
-              <w:t>Architecture</w:t>
-            </w:r>
-            <w:proofErr w:type="spellEnd"/>
-            <w:r>
-              <w:rPr>
-                <w:b/>
-                <w:bCs/>
-                <w:color w:val="FFFFFF"/>
-              </w:rPr>
-              <w:t>)</w:t>
+              <w:t>DIAPOSITIVA 13  ·  Diagrama de clases (Clean Architecture)</w:t>
             </w:r>
           </w:p>
         </w:tc>
@@ -3990,23 +3172,7 @@
         <w:jc w:val="both"/>
       </w:pPr>
       <w:r>
-        <w:t xml:space="preserve">«El diagrama partió con 13 clases en el diseño inicial y escaló hasta aproximadamente 45 clases organizadas en las cuatro capas de </w:t>
-      </w:r>
-      <w:proofErr w:type="spellStart"/>
-      <w:r>
-        <w:t>Clean</w:t>
-      </w:r>
-      <w:proofErr w:type="spellEnd"/>
-      <w:r>
-        <w:t xml:space="preserve"> </w:t>
-      </w:r>
-      <w:proofErr w:type="spellStart"/>
-      <w:r>
-        <w:t>Architecture</w:t>
-      </w:r>
-      <w:proofErr w:type="spellEnd"/>
-      <w:r>
-        <w:t>.»</w:t>
+        <w:t>«El diagrama partió con 13 clases en el diseño inicial y escaló hasta aproximadamente 45 clases organizadas en las cuatro capas de Clean Architecture.»</w:t>
       </w:r>
     </w:p>
     <w:p>
@@ -4031,71 +3197,31 @@
         </w:numPr>
       </w:pPr>
       <w:r>
-        <w:t xml:space="preserve">Los repositorios NO se comunican entre sí: el </w:t>
-      </w:r>
-      <w:proofErr w:type="spellStart"/>
-      <w:r>
-        <w:t>ViewModel</w:t>
-      </w:r>
-      <w:proofErr w:type="spellEnd"/>
-      <w:r>
-        <w:t xml:space="preserve"> orquesta las llamadas.</w:t>
-      </w:r>
-    </w:p>
-    <w:p>
-      <w:pPr>
-        <w:pStyle w:val="Prrafodelista"/>
-        <w:numPr>
-          <w:ilvl w:val="0"/>
-          <w:numId w:val="2"/>
-        </w:numPr>
-      </w:pPr>
-      <w:r>
-        <w:t xml:space="preserve">La comunicación se hace contra interfaces de </w:t>
-      </w:r>
-      <w:proofErr w:type="spellStart"/>
-      <w:r>
-        <w:t>domain</w:t>
-      </w:r>
-      <w:proofErr w:type="spellEnd"/>
-      <w:r>
-        <w:t>, nunca contra implementaciones concretas (inversión de dependencias).</w:t>
-      </w:r>
-    </w:p>
-    <w:p>
-      <w:pPr>
-        <w:pStyle w:val="Prrafodelista"/>
-        <w:numPr>
-          <w:ilvl w:val="0"/>
-          <w:numId w:val="2"/>
-        </w:numPr>
-      </w:pPr>
-      <w:r>
-        <w:t>Se introdujeron modelos de presentación (</w:t>
-      </w:r>
-      <w:proofErr w:type="spellStart"/>
-      <w:r>
-        <w:t>TransaccionUI</w:t>
-      </w:r>
-      <w:proofErr w:type="spellEnd"/>
-      <w:r>
-        <w:t xml:space="preserve">, </w:t>
-      </w:r>
-      <w:proofErr w:type="spellStart"/>
-      <w:r>
-        <w:t>HistorialItem</w:t>
-      </w:r>
-      <w:proofErr w:type="spellEnd"/>
-      <w:r>
-        <w:t xml:space="preserve">, </w:t>
-      </w:r>
-      <w:proofErr w:type="spellStart"/>
-      <w:r>
-        <w:t>DatoMensual</w:t>
-      </w:r>
-      <w:proofErr w:type="spellEnd"/>
-      <w:r>
-        <w:t>) para no contaminar las entidades Room con lógica de UI.</w:t>
+        <w:t>Los repositorios NO se comunican entre sí: el ViewModel orquesta las llamadas.</w:t>
+      </w:r>
+    </w:p>
+    <w:p>
+      <w:pPr>
+        <w:pStyle w:val="Prrafodelista"/>
+        <w:numPr>
+          <w:ilvl w:val="0"/>
+          <w:numId w:val="2"/>
+        </w:numPr>
+      </w:pPr>
+      <w:r>
+        <w:t>La comunicación se hace contra interfaces de domain, nunca contra implementaciones concretas (inversión de dependencias).</w:t>
+      </w:r>
+    </w:p>
+    <w:p>
+      <w:pPr>
+        <w:pStyle w:val="Prrafodelista"/>
+        <w:numPr>
+          <w:ilvl w:val="0"/>
+          <w:numId w:val="2"/>
+        </w:numPr>
+      </w:pPr>
+      <w:r>
+        <w:t>Se introdujeron modelos de presentación (TransaccionUI, HistorialItem, DatoMensual) para no contaminar las entidades Room con lógica de UI.</w:t>
       </w:r>
     </w:p>
     <w:p/>
@@ -4121,12 +3247,6 @@
         <w:gridCol w:w="1760"/>
       </w:tblGrid>
       <w:tr>
-        <w:tblPrEx>
-          <w:tblCellMar>
-            <w:top w:w="0" w:type="dxa"/>
-            <w:bottom w:w="0" w:type="dxa"/>
-          </w:tblCellMar>
-        </w:tblPrEx>
         <w:tc>
           <w:tcPr>
             <w:tcW w:w="7600" w:type="dxa"/>
@@ -4151,25 +3271,7 @@
                 <w:bCs/>
                 <w:color w:val="FFFFFF"/>
               </w:rPr>
-              <w:t xml:space="preserve">DIAPOSITIVA </w:t>
-            </w:r>
-            <w:proofErr w:type="gramStart"/>
-            <w:r>
-              <w:rPr>
-                <w:b/>
-                <w:bCs/>
-                <w:color w:val="FFFFFF"/>
-              </w:rPr>
-              <w:t>14  ·</w:t>
-            </w:r>
-            <w:proofErr w:type="gramEnd"/>
-            <w:r>
-              <w:rPr>
-                <w:b/>
-                <w:bCs/>
-                <w:color w:val="FFFFFF"/>
-              </w:rPr>
-              <w:t xml:space="preserve">  Sistema visual y pantallas principales</w:t>
+              <w:t>DIAPOSITIVA 14  ·  Sistema visual y pantallas principales</w:t>
             </w:r>
           </w:p>
         </w:tc>
@@ -4237,47 +3339,7 @@
         <w:jc w:val="both"/>
       </w:pPr>
       <w:r>
-        <w:t xml:space="preserve">«La paleta es limpia, con alto contraste para favorecer la legibilidad. Material </w:t>
-      </w:r>
-      <w:proofErr w:type="spellStart"/>
-      <w:r>
-        <w:t>Design</w:t>
-      </w:r>
-      <w:proofErr w:type="spellEnd"/>
-      <w:r>
-        <w:t xml:space="preserve"> </w:t>
-      </w:r>
-      <w:proofErr w:type="spellStart"/>
-      <w:r>
-        <w:t>Components</w:t>
-      </w:r>
-      <w:proofErr w:type="spellEnd"/>
-      <w:r>
-        <w:t xml:space="preserve"> aporta los elementos estándar: </w:t>
-      </w:r>
-      <w:proofErr w:type="spellStart"/>
-      <w:r>
-        <w:t>BottomNavigationView</w:t>
-      </w:r>
-      <w:proofErr w:type="spellEnd"/>
-      <w:r>
-        <w:t xml:space="preserve">, </w:t>
-      </w:r>
-      <w:proofErr w:type="spellStart"/>
-      <w:r>
-        <w:t>BottomSheet</w:t>
-      </w:r>
-      <w:proofErr w:type="spellEnd"/>
-      <w:r>
-        <w:t xml:space="preserve">, Slider, </w:t>
-      </w:r>
-      <w:proofErr w:type="spellStart"/>
-      <w:r>
-        <w:t>Snackbar</w:t>
-      </w:r>
-      <w:proofErr w:type="spellEnd"/>
-      <w:r>
-        <w:t>.»</w:t>
+        <w:t>«La paleta es limpia, con alto contraste para favorecer la legibilidad. Material Design Components aporta los elementos estándar: BottomNavigationView, BottomSheet, Slider, Snackbar.»</w:t>
       </w:r>
     </w:p>
     <w:p>
@@ -4350,43 +3412,19 @@
         </w:numPr>
       </w:pPr>
       <w:r>
-        <w:t xml:space="preserve">Valoración en </w:t>
-      </w:r>
-      <w:proofErr w:type="spellStart"/>
-      <w:r>
-        <w:t>BottomSheet</w:t>
-      </w:r>
-      <w:proofErr w:type="spellEnd"/>
-      <w:r>
-        <w:t xml:space="preserve"> con pictogramas ARASAAC.</w:t>
-      </w:r>
-    </w:p>
-    <w:p>
-      <w:pPr>
-        <w:pStyle w:val="Prrafodelista"/>
-        <w:numPr>
-          <w:ilvl w:val="0"/>
-          <w:numId w:val="2"/>
-        </w:numPr>
-      </w:pPr>
-      <w:r>
-        <w:t xml:space="preserve">Perfil </w:t>
-      </w:r>
-      <w:proofErr w:type="spellStart"/>
-      <w:r>
-        <w:t>y</w:t>
-      </w:r>
-      <w:proofErr w:type="spellEnd"/>
-      <w:r>
-        <w:t xml:space="preserve"> Historial con gráfico </w:t>
-      </w:r>
-      <w:proofErr w:type="spellStart"/>
-      <w:r>
-        <w:t>MPAndroidChart</w:t>
-      </w:r>
-      <w:proofErr w:type="spellEnd"/>
-      <w:r>
-        <w:t>.</w:t>
+        <w:t>Valoración en BottomSheet con pictogramas ARASAAC.</w:t>
+      </w:r>
+    </w:p>
+    <w:p>
+      <w:pPr>
+        <w:pStyle w:val="Prrafodelista"/>
+        <w:numPr>
+          <w:ilvl w:val="0"/>
+          <w:numId w:val="2"/>
+        </w:numPr>
+      </w:pPr>
+      <w:r>
+        <w:t>Perfil y Historial con gráfico MPAndroidChart.</w:t>
       </w:r>
     </w:p>
     <w:p>
@@ -4501,12 +3539,6 @@
         <w:gridCol w:w="1760"/>
       </w:tblGrid>
       <w:tr>
-        <w:tblPrEx>
-          <w:tblCellMar>
-            <w:top w:w="0" w:type="dxa"/>
-            <w:bottom w:w="0" w:type="dxa"/>
-          </w:tblCellMar>
-        </w:tblPrEx>
         <w:tc>
           <w:tcPr>
             <w:tcW w:w="7600" w:type="dxa"/>
@@ -4531,25 +3563,7 @@
                 <w:bCs/>
                 <w:color w:val="FFFFFF"/>
               </w:rPr>
-              <w:t xml:space="preserve">DIAPOSITIVA </w:t>
-            </w:r>
-            <w:proofErr w:type="gramStart"/>
-            <w:r>
-              <w:rPr>
-                <w:b/>
-                <w:bCs/>
-                <w:color w:val="FFFFFF"/>
-              </w:rPr>
-              <w:t>15  ·</w:t>
-            </w:r>
-            <w:proofErr w:type="gramEnd"/>
-            <w:r>
-              <w:rPr>
-                <w:b/>
-                <w:bCs/>
-                <w:color w:val="FFFFFF"/>
-              </w:rPr>
-              <w:t xml:space="preserve">  Introducción a la demo</w:t>
+              <w:t>DIAPOSITIVA 15  ·  Introducción a la demo</w:t>
             </w:r>
           </w:p>
         </w:tc>
@@ -4643,12 +3657,6 @@
         <w:gridCol w:w="1760"/>
       </w:tblGrid>
       <w:tr>
-        <w:tblPrEx>
-          <w:tblCellMar>
-            <w:top w:w="0" w:type="dxa"/>
-            <w:bottom w:w="0" w:type="dxa"/>
-          </w:tblCellMar>
-        </w:tblPrEx>
         <w:tc>
           <w:tcPr>
             <w:tcW w:w="7600" w:type="dxa"/>
@@ -4673,43 +3681,7 @@
                 <w:bCs/>
                 <w:color w:val="FFFFFF"/>
               </w:rPr>
-              <w:t xml:space="preserve">DIAPOSITIVA </w:t>
-            </w:r>
-            <w:proofErr w:type="gramStart"/>
-            <w:r>
-              <w:rPr>
-                <w:b/>
-                <w:bCs/>
-                <w:color w:val="FFFFFF"/>
-              </w:rPr>
-              <w:t>16  ·</w:t>
-            </w:r>
-            <w:proofErr w:type="gramEnd"/>
-            <w:r>
-              <w:rPr>
-                <w:b/>
-                <w:bCs/>
-                <w:color w:val="FFFFFF"/>
-              </w:rPr>
-              <w:t xml:space="preserve">  Registro y </w:t>
-            </w:r>
-            <w:proofErr w:type="spellStart"/>
-            <w:r>
-              <w:rPr>
-                <w:b/>
-                <w:bCs/>
-                <w:color w:val="FFFFFF"/>
-              </w:rPr>
-              <w:t>login</w:t>
-            </w:r>
-            <w:proofErr w:type="spellEnd"/>
-            <w:r>
-              <w:rPr>
-                <w:b/>
-                <w:bCs/>
-                <w:color w:val="FFFFFF"/>
-              </w:rPr>
-              <w:t xml:space="preserve"> local</w:t>
+              <w:t>DIAPOSITIVA 16  ·  Registro y login local</w:t>
             </w:r>
           </w:p>
         </w:tc>
@@ -4875,12 +3847,6 @@
         <w:gridCol w:w="1760"/>
       </w:tblGrid>
       <w:tr>
-        <w:tblPrEx>
-          <w:tblCellMar>
-            <w:top w:w="0" w:type="dxa"/>
-            <w:bottom w:w="0" w:type="dxa"/>
-          </w:tblCellMar>
-        </w:tblPrEx>
         <w:tc>
           <w:tcPr>
             <w:tcW w:w="7600" w:type="dxa"/>
@@ -4905,25 +3871,7 @@
                 <w:bCs/>
                 <w:color w:val="FFFFFF"/>
               </w:rPr>
-              <w:t xml:space="preserve">DIAPOSITIVA </w:t>
-            </w:r>
-            <w:proofErr w:type="gramStart"/>
-            <w:r>
-              <w:rPr>
-                <w:b/>
-                <w:bCs/>
-                <w:color w:val="FFFFFF"/>
-              </w:rPr>
-              <w:t>17  ·</w:t>
-            </w:r>
-            <w:proofErr w:type="gramEnd"/>
-            <w:r>
-              <w:rPr>
-                <w:b/>
-                <w:bCs/>
-                <w:color w:val="FFFFFF"/>
-              </w:rPr>
-              <w:t xml:space="preserve">  Escaparate y TTS en vivo</w:t>
+              <w:t>DIAPOSITIVA 17  ·  Escaparate y TTS en vivo</w:t>
             </w:r>
           </w:p>
         </w:tc>
@@ -5063,23 +4011,7 @@
           <w:i/>
           <w:iCs/>
         </w:rPr>
-        <w:t xml:space="preserve">«Esto es la diferencia frente a </w:t>
-      </w:r>
-      <w:proofErr w:type="spellStart"/>
-      <w:r>
-        <w:rPr>
-          <w:i/>
-          <w:iCs/>
-        </w:rPr>
-        <w:t>TalkBack</w:t>
-      </w:r>
-      <w:proofErr w:type="spellEnd"/>
-      <w:r>
-        <w:rPr>
-          <w:i/>
-          <w:iCs/>
-        </w:rPr>
-        <w:t>: el usuario no necesita saber configurar el sistema. Basta con pulsar un botón claramente visible. Pasamos de accesibilidad pasiva a accesibilidad activa.»</w:t>
+        <w:t>«Esto es la diferencia frente a TalkBack: el usuario no necesita saber configurar el sistema. Basta con pulsar un botón claramente visible. Pasamos de accesibilidad pasiva a accesibilidad activa.»</w:t>
       </w:r>
     </w:p>
     <w:p/>
@@ -5105,12 +4037,6 @@
         <w:gridCol w:w="1760"/>
       </w:tblGrid>
       <w:tr>
-        <w:tblPrEx>
-          <w:tblCellMar>
-            <w:top w:w="0" w:type="dxa"/>
-            <w:bottom w:w="0" w:type="dxa"/>
-          </w:tblCellMar>
-        </w:tblPrEx>
         <w:tc>
           <w:tcPr>
             <w:tcW w:w="7600" w:type="dxa"/>
@@ -5135,25 +4061,7 @@
                 <w:bCs/>
                 <w:color w:val="FFFFFF"/>
               </w:rPr>
-              <w:t xml:space="preserve">DIAPOSITIVA </w:t>
-            </w:r>
-            <w:proofErr w:type="gramStart"/>
-            <w:r>
-              <w:rPr>
-                <w:b/>
-                <w:bCs/>
-                <w:color w:val="FFFFFF"/>
-              </w:rPr>
-              <w:t>18  ·</w:t>
-            </w:r>
-            <w:proofErr w:type="gramEnd"/>
-            <w:r>
-              <w:rPr>
-                <w:b/>
-                <w:bCs/>
-                <w:color w:val="FFFFFF"/>
-              </w:rPr>
-              <w:t xml:space="preserve">  Publicar y gestionar servicios</w:t>
+              <w:t>DIAPOSITIVA 18  ·  Publicar y gestionar servicios</w:t>
             </w:r>
           </w:p>
         </w:tc>
@@ -5249,35 +4157,19 @@
         </w:numPr>
       </w:pPr>
       <w:r>
-        <w:t xml:space="preserve">Rellenar título, descripción, categoría (mostrando el </w:t>
-      </w:r>
-      <w:proofErr w:type="spellStart"/>
-      <w:r>
-        <w:t>picto</w:t>
-      </w:r>
-      <w:proofErr w:type="spellEnd"/>
-      <w:r>
-        <w:t xml:space="preserve"> que aparece) y coste con el Slider.</w:t>
-      </w:r>
-    </w:p>
-    <w:p>
-      <w:pPr>
-        <w:pStyle w:val="Prrafodelista"/>
-        <w:numPr>
-          <w:ilvl w:val="0"/>
-          <w:numId w:val="2"/>
-        </w:numPr>
-      </w:pPr>
-      <w:r>
-        <w:t>Guardar y ver cómo aparece al instante en el escaparate (</w:t>
-      </w:r>
-      <w:proofErr w:type="spellStart"/>
-      <w:r>
-        <w:t>LiveData</w:t>
-      </w:r>
-      <w:proofErr w:type="spellEnd"/>
-      <w:r>
-        <w:t xml:space="preserve"> reactivo).</w:t>
+        <w:t>Rellenar título, descripción, categoría (mostrando el picto que aparece) y coste con el Slider.</w:t>
+      </w:r>
+    </w:p>
+    <w:p>
+      <w:pPr>
+        <w:pStyle w:val="Prrafodelista"/>
+        <w:numPr>
+          <w:ilvl w:val="0"/>
+          <w:numId w:val="2"/>
+        </w:numPr>
+      </w:pPr>
+      <w:r>
+        <w:t>Guardar y ver cómo aparece al instante en el escaparate (LiveData reactivo).</w:t>
       </w:r>
     </w:p>
     <w:p>
@@ -5309,23 +4201,7 @@
           <w:i/>
           <w:iCs/>
         </w:rPr>
-        <w:t xml:space="preserve">«Si el servicio tiene transacciones activas, la eliminación se bloquea y se avisa al usuario con un </w:t>
-      </w:r>
-      <w:proofErr w:type="spellStart"/>
-      <w:r>
-        <w:rPr>
-          <w:i/>
-          <w:iCs/>
-        </w:rPr>
-        <w:t>Snackbar</w:t>
-      </w:r>
-      <w:proofErr w:type="spellEnd"/>
-      <w:r>
-        <w:rPr>
-          <w:i/>
-          <w:iCs/>
-        </w:rPr>
-        <w:t>. La integridad referencial está garantizada por Room.»</w:t>
+        <w:t>«Si el servicio tiene transacciones activas, la eliminación se bloquea y se avisa al usuario con un Snackbar. La integridad referencial está garantizada por Room.»</w:t>
       </w:r>
     </w:p>
     <w:p/>
@@ -5351,12 +4227,6 @@
         <w:gridCol w:w="1760"/>
       </w:tblGrid>
       <w:tr>
-        <w:tblPrEx>
-          <w:tblCellMar>
-            <w:top w:w="0" w:type="dxa"/>
-            <w:bottom w:w="0" w:type="dxa"/>
-          </w:tblCellMar>
-        </w:tblPrEx>
         <w:tc>
           <w:tcPr>
             <w:tcW w:w="7600" w:type="dxa"/>
@@ -5382,25 +4252,7 @@
                 <w:color w:val="FFFFFF"/>
               </w:rPr>
               <w:lastRenderedPageBreak/>
-              <w:t xml:space="preserve">DIAPOSITIVA </w:t>
-            </w:r>
-            <w:proofErr w:type="gramStart"/>
-            <w:r>
-              <w:rPr>
-                <w:b/>
-                <w:bCs/>
-                <w:color w:val="FFFFFF"/>
-              </w:rPr>
-              <w:t>19  ·</w:t>
-            </w:r>
-            <w:proofErr w:type="gramEnd"/>
-            <w:r>
-              <w:rPr>
-                <w:b/>
-                <w:bCs/>
-                <w:color w:val="FFFFFF"/>
-              </w:rPr>
-              <w:t xml:space="preserve">  Solicitar y completar transacción</w:t>
+              <w:t>DIAPOSITIVA 19  ·  Solicitar y completar transacción</w:t>
             </w:r>
           </w:p>
         </w:tc>
@@ -5532,15 +4384,7 @@
         </w:numPr>
       </w:pPr>
       <w:r>
-        <w:t xml:space="preserve">Cambiar de usuario al vendedor. Señalar el BADGE numérico del </w:t>
-      </w:r>
-      <w:proofErr w:type="spellStart"/>
-      <w:r>
-        <w:t>BottomNav</w:t>
-      </w:r>
-      <w:proofErr w:type="spellEnd"/>
-      <w:r>
-        <w:t>.</w:t>
+        <w:t>Cambiar de usuario al vendedor. Señalar el BADGE numérico del BottomNav.</w:t>
       </w:r>
     </w:p>
     <w:p>
@@ -5610,12 +4454,6 @@
         <w:gridCol w:w="1760"/>
       </w:tblGrid>
       <w:tr>
-        <w:tblPrEx>
-          <w:tblCellMar>
-            <w:top w:w="0" w:type="dxa"/>
-            <w:bottom w:w="0" w:type="dxa"/>
-          </w:tblCellMar>
-        </w:tblPrEx>
         <w:tc>
           <w:tcPr>
             <w:tcW w:w="7600" w:type="dxa"/>
@@ -5640,25 +4478,7 @@
                 <w:bCs/>
                 <w:color w:val="FFFFFF"/>
               </w:rPr>
-              <w:t xml:space="preserve">DIAPOSITIVA </w:t>
-            </w:r>
-            <w:proofErr w:type="gramStart"/>
-            <w:r>
-              <w:rPr>
-                <w:b/>
-                <w:bCs/>
-                <w:color w:val="FFFFFF"/>
-              </w:rPr>
-              <w:t>20  ·</w:t>
-            </w:r>
-            <w:proofErr w:type="gramEnd"/>
-            <w:r>
-              <w:rPr>
-                <w:b/>
-                <w:bCs/>
-                <w:color w:val="FFFFFF"/>
-              </w:rPr>
-              <w:t xml:space="preserve">  Valoración con pictogramas ARASAAC</w:t>
+              <w:t>DIAPOSITIVA 20  ·  Valoración con pictogramas ARASAAC</w:t>
             </w:r>
           </w:p>
         </w:tc>
@@ -5754,15 +4574,7 @@
         </w:numPr>
       </w:pPr>
       <w:r>
-        <w:t xml:space="preserve">Desplegar el </w:t>
-      </w:r>
-      <w:proofErr w:type="spellStart"/>
-      <w:r>
-        <w:t>BottomSheet</w:t>
-      </w:r>
-      <w:proofErr w:type="spellEnd"/>
-      <w:r>
-        <w:t xml:space="preserve"> con los 9 pictogramas ARASAAC.</w:t>
+        <w:t>Desplegar el BottomSheet con los 9 pictogramas ARASAAC.</w:t>
       </w:r>
     </w:p>
     <w:p>
@@ -5844,12 +4656,6 @@
         <w:gridCol w:w="1760"/>
       </w:tblGrid>
       <w:tr>
-        <w:tblPrEx>
-          <w:tblCellMar>
-            <w:top w:w="0" w:type="dxa"/>
-            <w:bottom w:w="0" w:type="dxa"/>
-          </w:tblCellMar>
-        </w:tblPrEx>
         <w:tc>
           <w:tcPr>
             <w:tcW w:w="7600" w:type="dxa"/>
@@ -5874,36 +4680,8 @@
                 <w:bCs/>
                 <w:color w:val="FFFFFF"/>
               </w:rPr>
-              <w:t xml:space="preserve">DIAPOSITIVA </w:t>
-            </w:r>
-            <w:proofErr w:type="gramStart"/>
-            <w:r>
-              <w:rPr>
-                <w:b/>
-                <w:bCs/>
-                <w:color w:val="FFFFFF"/>
-              </w:rPr>
-              <w:t>21  ·</w:t>
-            </w:r>
-            <w:proofErr w:type="gramEnd"/>
-            <w:r>
-              <w:rPr>
-                <w:b/>
-                <w:bCs/>
-                <w:color w:val="FFFFFF"/>
-              </w:rPr>
-              <w:t xml:space="preserve">  Perfil, historial y gráfico </w:t>
-            </w:r>
-            <w:proofErr w:type="spellStart"/>
-            <w:r>
-              <w:rPr>
-                <w:b/>
-                <w:bCs/>
-                <w:color w:val="FFFFFF"/>
-              </w:rPr>
-              <w:t>MPAndroidChart</w:t>
-            </w:r>
-            <w:proofErr w:type="spellEnd"/>
+              <w:t>DIAPOSITIVA 21  ·  Perfil, historial y gráfico MPAndroidChart</w:t>
+            </w:r>
           </w:p>
         </w:tc>
         <w:tc>
@@ -6009,41 +4787,20 @@
           <w:numId w:val="2"/>
         </w:numPr>
       </w:pPr>
-      <w:proofErr w:type="gramStart"/>
-      <w:r>
-        <w:t>Destacar</w:t>
-      </w:r>
-      <w:proofErr w:type="gramEnd"/>
-      <w:r>
-        <w:t xml:space="preserve"> el gráfico de barras agrupadas (ganadas vs. gastadas por mes).</w:t>
-      </w:r>
-    </w:p>
-    <w:p>
-      <w:pPr>
-        <w:pStyle w:val="Prrafodelista"/>
-        <w:numPr>
-          <w:ilvl w:val="0"/>
-          <w:numId w:val="2"/>
-        </w:numPr>
-      </w:pPr>
-      <w:r>
-        <w:t xml:space="preserve">Mostrar que el </w:t>
-      </w:r>
-      <w:proofErr w:type="spellStart"/>
-      <w:r>
-        <w:t>badge</w:t>
-      </w:r>
-      <w:proofErr w:type="spellEnd"/>
-      <w:r>
-        <w:t xml:space="preserve"> del </w:t>
-      </w:r>
-      <w:proofErr w:type="spellStart"/>
-      <w:r>
-        <w:t>BottomNav</w:t>
-      </w:r>
-      <w:proofErr w:type="spellEnd"/>
-      <w:r>
-        <w:t xml:space="preserve"> se actualiza automáticamente al cambiar de usuario.</w:t>
+      <w:r>
+        <w:t>Destacar el gráfico de barras agrupadas (ganadas vs. gastadas por mes).</w:t>
+      </w:r>
+    </w:p>
+    <w:p>
+      <w:pPr>
+        <w:pStyle w:val="Prrafodelista"/>
+        <w:numPr>
+          <w:ilvl w:val="0"/>
+          <w:numId w:val="2"/>
+        </w:numPr>
+      </w:pPr>
+      <w:r>
+        <w:t>Mostrar que el badge del BottomNav se actualiza automáticamente al cambiar de usuario.</w:t>
       </w:r>
     </w:p>
     <w:p>
@@ -6063,55 +4820,7 @@
           <w:i/>
           <w:iCs/>
         </w:rPr>
-        <w:t xml:space="preserve">«Este </w:t>
-      </w:r>
-      <w:proofErr w:type="spellStart"/>
-      <w:r>
-        <w:rPr>
-          <w:i/>
-          <w:iCs/>
-        </w:rPr>
-        <w:t>badge</w:t>
-      </w:r>
-      <w:proofErr w:type="spellEnd"/>
-      <w:r>
-        <w:rPr>
-          <w:i/>
-          <w:iCs/>
-        </w:rPr>
-        <w:t xml:space="preserve"> está implementado como un </w:t>
-      </w:r>
-      <w:proofErr w:type="spellStart"/>
-      <w:r>
-        <w:rPr>
-          <w:i/>
-          <w:iCs/>
-        </w:rPr>
-        <w:t>StateFlow</w:t>
-      </w:r>
-      <w:proofErr w:type="spellEnd"/>
-      <w:r>
-        <w:rPr>
-          <w:i/>
-          <w:iCs/>
-        </w:rPr>
-        <w:t xml:space="preserve"> reactivo que se actualiza al cambiar de usuario gracias a </w:t>
-      </w:r>
-      <w:proofErr w:type="spellStart"/>
-      <w:r>
-        <w:rPr>
-          <w:i/>
-          <w:iCs/>
-        </w:rPr>
-        <w:t>flatMapLatest</w:t>
-      </w:r>
-      <w:proofErr w:type="spellEnd"/>
-      <w:r>
-        <w:rPr>
-          <w:i/>
-          <w:iCs/>
-        </w:rPr>
-        <w:t>. Es uno de los patrones más complejos del proyecto y, sinceramente, al inicio me era completamente desconocido.»</w:t>
+        <w:t>«Este badge está implementado como un StateFlow reactivo que se actualiza al cambiar de usuario gracias a flatMapLatest. Es uno de los patrones más complejos del proyecto y, sinceramente, al inicio me era completamente desconocido.»</w:t>
       </w:r>
     </w:p>
     <w:p>
@@ -6155,12 +4864,6 @@
         <w:gridCol w:w="1760"/>
       </w:tblGrid>
       <w:tr>
-        <w:tblPrEx>
-          <w:tblCellMar>
-            <w:top w:w="0" w:type="dxa"/>
-            <w:bottom w:w="0" w:type="dxa"/>
-          </w:tblCellMar>
-        </w:tblPrEx>
         <w:tc>
           <w:tcPr>
             <w:tcW w:w="7600" w:type="dxa"/>
@@ -6186,25 +4889,7 @@
                 <w:color w:val="FFFFFF"/>
               </w:rPr>
               <w:lastRenderedPageBreak/>
-              <w:t xml:space="preserve">DIAPOSITIVA </w:t>
-            </w:r>
-            <w:proofErr w:type="gramStart"/>
-            <w:r>
-              <w:rPr>
-                <w:b/>
-                <w:bCs/>
-                <w:color w:val="FFFFFF"/>
-              </w:rPr>
-              <w:t>22  ·</w:t>
-            </w:r>
-            <w:proofErr w:type="gramEnd"/>
-            <w:r>
-              <w:rPr>
-                <w:b/>
-                <w:bCs/>
-                <w:color w:val="FFFFFF"/>
-              </w:rPr>
-              <w:t xml:space="preserve">  Pruebas y bugs</w:t>
+              <w:t>DIAPOSITIVA 22  ·  Pruebas y bugs</w:t>
             </w:r>
           </w:p>
         </w:tc>
@@ -6272,15 +4957,7 @@
         <w:jc w:val="both"/>
       </w:pPr>
       <w:r>
-        <w:t xml:space="preserve">«El </w:t>
-      </w:r>
-      <w:proofErr w:type="spellStart"/>
-      <w:r>
-        <w:t>testing</w:t>
-      </w:r>
-      <w:proofErr w:type="spellEnd"/>
-      <w:r>
-        <w:t xml:space="preserve"> se integró de forma continua durante el desarrollo, con enfoque manual sobre los 12 casos de uso. Se documentó una prueba de humo que recorre el flujo completo: registro, publicación, solicitud, transacción y valoración.»</w:t>
+        <w:t>«El testing se integró de forma continua durante el desarrollo, con enfoque manual sobre los 12 casos de uso. Se documentó una prueba de humo que recorre el flujo completo: registro, publicación, solicitud, transacción y valoración.»</w:t>
       </w:r>
     </w:p>
     <w:p>
@@ -6315,12 +4992,6 @@
         <w:gridCol w:w="1760"/>
       </w:tblGrid>
       <w:tr>
-        <w:tblPrEx>
-          <w:tblCellMar>
-            <w:top w:w="0" w:type="dxa"/>
-            <w:bottom w:w="0" w:type="dxa"/>
-          </w:tblCellMar>
-        </w:tblPrEx>
         <w:tc>
           <w:tcPr>
             <w:tcW w:w="7600" w:type="dxa"/>
@@ -6345,25 +5016,7 @@
                 <w:bCs/>
                 <w:color w:val="FFFFFF"/>
               </w:rPr>
-              <w:t xml:space="preserve">DIAPOSITIVA </w:t>
-            </w:r>
-            <w:proofErr w:type="gramStart"/>
-            <w:r>
-              <w:rPr>
-                <w:b/>
-                <w:bCs/>
-                <w:color w:val="FFFFFF"/>
-              </w:rPr>
-              <w:t>23  ·</w:t>
-            </w:r>
-            <w:proofErr w:type="gramEnd"/>
-            <w:r>
-              <w:rPr>
-                <w:b/>
-                <w:bCs/>
-                <w:color w:val="FFFFFF"/>
-              </w:rPr>
-              <w:t xml:space="preserve">  Conclusiones · Objetivos alcanzados</w:t>
+              <w:t>DIAPOSITIVA 23  ·  Conclusiones · Objetivos alcanzados</w:t>
             </w:r>
           </w:p>
         </w:tc>
@@ -6467,23 +5120,7 @@
         </w:numPr>
       </w:pPr>
       <w:r>
-        <w:t xml:space="preserve">Las notificaciones, planificadas como tarjetas estáticas, se implementaron como </w:t>
-      </w:r>
-      <w:proofErr w:type="spellStart"/>
-      <w:r>
-        <w:t>StateFlow</w:t>
-      </w:r>
-      <w:proofErr w:type="spellEnd"/>
-      <w:r>
-        <w:t xml:space="preserve"> reactivo con </w:t>
-      </w:r>
-      <w:proofErr w:type="spellStart"/>
-      <w:r>
-        <w:t>flatMapLatest</w:t>
-      </w:r>
-      <w:proofErr w:type="spellEnd"/>
-      <w:r>
-        <w:t>.</w:t>
+        <w:t>Las notificaciones, planificadas como tarjetas estáticas, se implementaron como StateFlow reactivo con flatMapLatest.</w:t>
       </w:r>
     </w:p>
     <w:p>
@@ -6507,46 +5144,20 @@
           <w:numId w:val="2"/>
         </w:numPr>
       </w:pPr>
-      <w:proofErr w:type="spellStart"/>
-      <w:r>
-        <w:t>WorkManager</w:t>
-      </w:r>
-      <w:proofErr w:type="spellEnd"/>
-      <w:r>
-        <w:t xml:space="preserve"> para notificaciones locales programadas: descartado en Sprint 6 por tiempo. Se traslada a Vías Futuras.</w:t>
-      </w:r>
-    </w:p>
-    <w:p>
-      <w:pPr>
-        <w:pStyle w:val="Prrafodelista"/>
-        <w:numPr>
-          <w:ilvl w:val="0"/>
-          <w:numId w:val="2"/>
-        </w:numPr>
-      </w:pPr>
-      <w:proofErr w:type="spellStart"/>
-      <w:r>
-        <w:t>Firebase</w:t>
-      </w:r>
-      <w:proofErr w:type="spellEnd"/>
-      <w:r>
-        <w:t xml:space="preserve"> </w:t>
-      </w:r>
-      <w:proofErr w:type="spellStart"/>
-      <w:r>
-        <w:t>Firestore</w:t>
-      </w:r>
-      <w:proofErr w:type="spellEnd"/>
-      <w:r>
-        <w:t xml:space="preserve"> para métricas anónimas: incompatible con la filosofía offline-</w:t>
-      </w:r>
-      <w:proofErr w:type="spellStart"/>
-      <w:r>
-        <w:t>first</w:t>
-      </w:r>
-      <w:proofErr w:type="spellEnd"/>
-      <w:r>
-        <w:t xml:space="preserve"> del MVP.</w:t>
+      <w:r>
+        <w:t>WorkManager para notificaciones locales programadas: descartado en Sprint 6 por tiempo. Se traslada a Vías Futuras.</w:t>
+      </w:r>
+    </w:p>
+    <w:p>
+      <w:pPr>
+        <w:pStyle w:val="Prrafodelista"/>
+        <w:numPr>
+          <w:ilvl w:val="0"/>
+          <w:numId w:val="2"/>
+        </w:numPr>
+      </w:pPr>
+      <w:r>
+        <w:t>Firebase Firestore para métricas anónimas: incompatible con la filosofía offline-first del MVP.</w:t>
       </w:r>
     </w:p>
     <w:p>
@@ -6585,12 +5196,6 @@
         <w:gridCol w:w="1760"/>
       </w:tblGrid>
       <w:tr>
-        <w:tblPrEx>
-          <w:tblCellMar>
-            <w:top w:w="0" w:type="dxa"/>
-            <w:bottom w:w="0" w:type="dxa"/>
-          </w:tblCellMar>
-        </w:tblPrEx>
         <w:tc>
           <w:tcPr>
             <w:tcW w:w="7600" w:type="dxa"/>
@@ -6615,25 +5220,7 @@
                 <w:bCs/>
                 <w:color w:val="FFFFFF"/>
               </w:rPr>
-              <w:t xml:space="preserve">DIAPOSITIVA </w:t>
-            </w:r>
-            <w:proofErr w:type="gramStart"/>
-            <w:r>
-              <w:rPr>
-                <w:b/>
-                <w:bCs/>
-                <w:color w:val="FFFFFF"/>
-              </w:rPr>
-              <w:t>24  ·</w:t>
-            </w:r>
-            <w:proofErr w:type="gramEnd"/>
-            <w:r>
-              <w:rPr>
-                <w:b/>
-                <w:bCs/>
-                <w:color w:val="FFFFFF"/>
-              </w:rPr>
-              <w:t xml:space="preserve">  Vías futuras</w:t>
+              <w:t>DIAPOSITIVA 24  ·  Vías futuras</w:t>
             </w:r>
           </w:p>
         </w:tc>
@@ -6704,55 +5291,31 @@
         </w:numPr>
       </w:pPr>
       <w:r>
-        <w:t xml:space="preserve">Implementar el </w:t>
-      </w:r>
-      <w:proofErr w:type="spellStart"/>
-      <w:r>
-        <w:t>WorkManager</w:t>
-      </w:r>
-      <w:proofErr w:type="spellEnd"/>
-      <w:r>
-        <w:t xml:space="preserve"> pendiente: la entidad Servicio ya contempla fecha de caducidad.</w:t>
-      </w:r>
-    </w:p>
-    <w:p>
-      <w:pPr>
-        <w:pStyle w:val="Prrafodelista"/>
-        <w:numPr>
-          <w:ilvl w:val="0"/>
-          <w:numId w:val="2"/>
-        </w:numPr>
-      </w:pPr>
-      <w:r>
-        <w:t xml:space="preserve">Mejoras técnicas: tema oscuro, migraciones de Room manuales, </w:t>
-      </w:r>
-      <w:proofErr w:type="spellStart"/>
-      <w:r>
-        <w:t>hasheo</w:t>
-      </w:r>
-      <w:proofErr w:type="spellEnd"/>
-      <w:r>
-        <w:t xml:space="preserve"> de contraseñas, autenticación biométrica.</w:t>
-      </w:r>
-    </w:p>
-    <w:p>
-      <w:pPr>
-        <w:pStyle w:val="Prrafodelista"/>
-        <w:numPr>
-          <w:ilvl w:val="0"/>
-          <w:numId w:val="2"/>
-        </w:numPr>
-      </w:pPr>
-      <w:r>
-        <w:t xml:space="preserve">Accesibilidad avanzada: integración completa con </w:t>
-      </w:r>
-      <w:proofErr w:type="spellStart"/>
-      <w:r>
-        <w:t>TalkBack</w:t>
-      </w:r>
-      <w:proofErr w:type="spellEnd"/>
-      <w:r>
-        <w:t>, personalización del TTS, más pictogramas ARASAAC.</w:t>
+        <w:t>Implementar el WorkManager pendiente: la entidad Servicio ya contempla fecha de caducidad.</w:t>
+      </w:r>
+    </w:p>
+    <w:p>
+      <w:pPr>
+        <w:pStyle w:val="Prrafodelista"/>
+        <w:numPr>
+          <w:ilvl w:val="0"/>
+          <w:numId w:val="2"/>
+        </w:numPr>
+      </w:pPr>
+      <w:r>
+        <w:t>Mejoras técnicas: tema oscuro, migraciones de Room manuales, hasheo de contraseñas, autenticación biométrica.</w:t>
+      </w:r>
+    </w:p>
+    <w:p>
+      <w:pPr>
+        <w:pStyle w:val="Prrafodelista"/>
+        <w:numPr>
+          <w:ilvl w:val="0"/>
+          <w:numId w:val="2"/>
+        </w:numPr>
+      </w:pPr>
+      <w:r>
+        <w:t>Accesibilidad avanzada: integración completa con TalkBack, personalización del TTS, más pictogramas ARASAAC.</w:t>
       </w:r>
     </w:p>
     <w:p>
@@ -6776,23 +5339,7 @@
         </w:numPr>
       </w:pPr>
       <w:r>
-        <w:t xml:space="preserve">A largo plazo: </w:t>
-      </w:r>
-      <w:proofErr w:type="spellStart"/>
-      <w:r>
-        <w:t>backend</w:t>
-      </w:r>
-      <w:proofErr w:type="spellEnd"/>
-      <w:r>
-        <w:t xml:space="preserve"> con </w:t>
-      </w:r>
-      <w:proofErr w:type="spellStart"/>
-      <w:r>
-        <w:t>Firestore</w:t>
-      </w:r>
-      <w:proofErr w:type="spellEnd"/>
-      <w:r>
-        <w:t xml:space="preserve"> para sincronización real sin perder la filosofía de privacidad.</w:t>
+        <w:t>A largo plazo: backend con Firestore para sincronización real sin perder la filosofía de privacidad.</w:t>
       </w:r>
     </w:p>
     <w:p/>
@@ -6818,12 +5365,6 @@
         <w:gridCol w:w="1760"/>
       </w:tblGrid>
       <w:tr>
-        <w:tblPrEx>
-          <w:tblCellMar>
-            <w:top w:w="0" w:type="dxa"/>
-            <w:bottom w:w="0" w:type="dxa"/>
-          </w:tblCellMar>
-        </w:tblPrEx>
         <w:tc>
           <w:tcPr>
             <w:tcW w:w="7600" w:type="dxa"/>
@@ -6848,25 +5389,7 @@
                 <w:bCs/>
                 <w:color w:val="FFFFFF"/>
               </w:rPr>
-              <w:t xml:space="preserve">DIAPOSITIVA </w:t>
-            </w:r>
-            <w:proofErr w:type="gramStart"/>
-            <w:r>
-              <w:rPr>
-                <w:b/>
-                <w:bCs/>
-                <w:color w:val="FFFFFF"/>
-              </w:rPr>
-              <w:t>25  ·</w:t>
-            </w:r>
-            <w:proofErr w:type="gramEnd"/>
-            <w:r>
-              <w:rPr>
-                <w:b/>
-                <w:bCs/>
-                <w:color w:val="FFFFFF"/>
-              </w:rPr>
-              <w:t xml:space="preserve">  Cierre y agradecimientos</w:t>
+              <w:t>DIAPOSITIVA 25  ·  Cierre y agradecimientos</w:t>
             </w:r>
           </w:p>
         </w:tc>

--- a/Docu_TFG/Ignorar_git/VecindApp_Guion_Defensa.docx
+++ b/Docu_TFG/Ignorar_git/VecindApp_Guion_Defensa.docx
@@ -1493,7 +1493,13 @@
         <w:t xml:space="preserve">Patrón aplicado: </w:t>
       </w:r>
       <w:r>
-        <w:t>MVVM + Clean Architecture para un código escalable y mantenible.</w:t>
+        <w:t>MVVM + Clean Architecture</w:t>
+      </w:r>
+      <w:r>
+        <w:t>(busca organizar el código en capas)</w:t>
+      </w:r>
+      <w:r>
+        <w:t xml:space="preserve"> para un código escalable y mantenible.</w:t>
       </w:r>
     </w:p>
     <w:p>
@@ -1615,6 +1621,7 @@
           <w:i/>
           <w:iCs/>
         </w:rPr>
+        <w:lastRenderedPageBreak/>
         <w:t>«Veremos al final qué objetivos se cumplieron y cuáles se superaron en alcance.»</w:t>
       </w:r>
     </w:p>
@@ -2076,16 +2083,13 @@
         <w:jc w:val="both"/>
       </w:pPr>
       <w:r>
-        <w:t>«Ninguna plataforma de banco de tiempo existente incorpora pictogramas, lectura fácil o diseño pensado para discapacidad cognitiva. Del mismo modo, ninguna aplicación vecinal integra TTS activo en su propia interfaz.»</w:t>
-      </w:r>
-    </w:p>
-    <w:p>
-      <w:pPr>
-        <w:spacing w:after="120"/>
-        <w:jc w:val="both"/>
-      </w:pPr>
-      <w:r>
-        <w:t>«Ese es el nicho que VecindApp ocupa, y lo hace con un enfoque offline-first que elimina la dependencia de un backend remoto.»</w:t>
+        <w:t>«</w:t>
+      </w:r>
+      <w:r>
+        <w:t>Ninguna plataforma de banco de tiempo incorpora pictogramas o TTS. Ninguna app vecinal integra accesibilidad activa. Para esta presentación VecindApp se ha preparado con enfoque offline-first. (Sin necesidad de internet)</w:t>
+      </w:r>
+      <w:r>
+        <w:t>.»</w:t>
       </w:r>
     </w:p>
     <w:p/>
@@ -2227,7 +2231,13 @@
         </w:numPr>
       </w:pPr>
       <w:r>
-        <w:t>Se conservaron los elementos útiles: sprints de duración fija, backlog priorizado y posibilidad de adelantar trabajo.</w:t>
+        <w:t>Se conservaron los elementos útiles: sprints de duración fija, backlog</w:t>
+      </w:r>
+      <w:r>
+        <w:t xml:space="preserve"> (tareas pensadas con anterioridad)</w:t>
+      </w:r>
+      <w:r>
+        <w:t xml:space="preserve"> priorizado y posibilidad de adelantar trabajo.</w:t>
       </w:r>
     </w:p>
     <w:p>
@@ -2240,6 +2250,15 @@
       </w:pPr>
       <w:r>
         <w:t>Seguimiento visual tipo Kanban: pendiente / en curso / hecho.</w:t>
+      </w:r>
+      <w:r>
+        <w:t xml:space="preserve"> [Em verdad esto no ha sido así</w:t>
+      </w:r>
+      <w:r>
+        <w:t xml:space="preserve"> +cambiar</w:t>
+      </w:r>
+      <w:r>
+        <w:t>]</w:t>
       </w:r>
     </w:p>
     <w:p>
@@ -2703,7 +2722,25 @@
         </w:numPr>
       </w:pPr>
       <w:r>
-        <w:t>El Sprint 6 se redujo: se priorizaron las notificaciones reactivas frente al WorkManager.</w:t>
+        <w:t xml:space="preserve">El Sprint </w:t>
+      </w:r>
+      <w:r>
+        <w:t>2 &amp; 3</w:t>
+      </w:r>
+      <w:r>
+        <w:t xml:space="preserve"> se redujo</w:t>
+      </w:r>
+      <w:r>
+        <w:t xml:space="preserve"> por avances en el S1.  El S6 se alargó por diferentes bugs y donde se tuvo que </w:t>
+      </w:r>
+      <w:r>
+        <w:t>priorizar</w:t>
+      </w:r>
+      <w:r>
+        <w:t xml:space="preserve"> </w:t>
+      </w:r>
+      <w:r>
+        <w:t>las notificaciones reactivas frente al WorkManager.</w:t>
       </w:r>
     </w:p>
     <w:p>
@@ -2927,6 +2964,7 @@
         </w:numPr>
       </w:pPr>
       <w:r>
+        <w:lastRenderedPageBreak/>
         <w:t>&lt;&lt;include&gt;&gt; del CU-10 hacia la validación de saldo, obligatoria y compartida con el CU-09 (solicitar servicio).</w:t>
       </w:r>
     </w:p>
@@ -6125,7 +6163,6 @@
   <w:style w:type="character" w:default="1" w:styleId="Fuentedeprrafopredeter">
     <w:name w:val="Default Paragraph Font"/>
     <w:uiPriority w:val="1"/>
-    <w:semiHidden/>
     <w:unhideWhenUsed/>
   </w:style>
   <w:style w:type="table" w:default="1" w:styleId="Tablanormal">

--- a/Docu_TFG/Ignorar_git/VecindApp_Guion_Defensa.docx
+++ b/Docu_TFG/Ignorar_git/VecindApp_Guion_Defensa.docx
@@ -1005,7 +1005,19 @@
         <w:t xml:space="preserve">«Buenos días. Mi nombre es Marius Ion Dodu y </w:t>
       </w:r>
       <w:r>
-        <w:t>tengo el placer de</w:t>
+        <w:t>hoy</w:t>
+      </w:r>
+      <w:r>
+        <w:t xml:space="preserve"> tengo</w:t>
+      </w:r>
+      <w:r>
+        <w:t xml:space="preserve"> el </w:t>
+      </w:r>
+      <w:r>
+        <w:t xml:space="preserve">gusto </w:t>
+      </w:r>
+      <w:r>
+        <w:t>de</w:t>
       </w:r>
       <w:r>
         <w:t xml:space="preserve"> a presentar mi proyecto de fin de ciclo del </w:t>
@@ -1144,7 +1156,7 @@
         <w:jc w:val="both"/>
       </w:pPr>
       <w:r>
-        <w:t>«En los próximos veinte minutos haré un recorrido por…»</w:t>
+        <w:t>«En los próximos minutos haré un recorrido por…»</w:t>
       </w:r>
     </w:p>
     <w:p>
@@ -1352,7 +1364,16 @@
         <w:jc w:val="both"/>
       </w:pPr>
       <w:r>
-        <w:t>«Ese es el hueco que VecindApp pretende cubrir: una aplicación Android que conecta vecinos para intercambiar servicios usando como única moneda el tiempo, y que lo hace con accesibilidad universal desde el minuto uno del diseño.»</w:t>
+        <w:t>«</w:t>
+      </w:r>
+      <w:r>
+        <w:t>VecindApp pretende cubrir ese huequecito que está libre</w:t>
+      </w:r>
+      <w:r>
+        <w:t xml:space="preserve">. Se trata de </w:t>
+      </w:r>
+      <w:r>
+        <w:t>una aplicación Android que conecta vecinos para intercambiar servicios usando como única moneda el tiempo, y que lo hace con accesibilidad universal desde el minuto uno del diseño.»</w:t>
       </w:r>
     </w:p>
     <w:p/>
@@ -2219,47 +2240,40 @@
         </w:numPr>
       </w:pPr>
       <w:r>
+        <w:t>Se conservaron los elementos útiles: sprints de duración fija, backlog (tareas pensadas con anterioridad) priorizado y posibilidad de adelantar trabajo.</w:t>
+      </w:r>
+    </w:p>
+    <w:p>
+      <w:pPr>
+        <w:pStyle w:val="Prrafodelista"/>
+        <w:numPr>
+          <w:ilvl w:val="0"/>
+          <w:numId w:val="2"/>
+        </w:numPr>
+      </w:pPr>
+      <w:r>
         <w:t>Se descartaron ceremonias sin sentido en solitario (daily, retrospectiva en grupo).</w:t>
       </w:r>
     </w:p>
     <w:p>
       <w:pPr>
-        <w:pStyle w:val="Prrafodelista"/>
-        <w:numPr>
-          <w:ilvl w:val="0"/>
-          <w:numId w:val="2"/>
-        </w:numPr>
-      </w:pPr>
-      <w:r>
-        <w:t>Se conservaron los elementos útiles: sprints de duración fija, backlog</w:t>
-      </w:r>
-      <w:r>
-        <w:t xml:space="preserve"> (tareas pensadas con anterioridad)</w:t>
-      </w:r>
-      <w:r>
-        <w:t xml:space="preserve"> priorizado y posibilidad de adelantar trabajo.</w:t>
-      </w:r>
-    </w:p>
-    <w:p>
-      <w:pPr>
-        <w:pStyle w:val="Prrafodelista"/>
-        <w:numPr>
-          <w:ilvl w:val="0"/>
-          <w:numId w:val="2"/>
-        </w:numPr>
-      </w:pPr>
-      <w:r>
-        <w:t>Seguimiento visual tipo Kanban: pendiente / en curso / hecho.</w:t>
-      </w:r>
-      <w:r>
-        <w:t xml:space="preserve"> [Em verdad esto no ha sido así</w:t>
-      </w:r>
-      <w:r>
-        <w:t xml:space="preserve"> +cambiar</w:t>
-      </w:r>
-      <w:r>
-        <w:t>]</w:t>
-      </w:r>
+        <w:spacing w:after="120"/>
+        <w:jc w:val="both"/>
+        <w:rPr>
+          <w:b/>
+          <w:bCs/>
+        </w:rPr>
+      </w:pPr>
+    </w:p>
+    <w:p>
+      <w:pPr>
+        <w:spacing w:after="120"/>
+        <w:jc w:val="both"/>
+        <w:rPr>
+          <w:b/>
+          <w:bCs/>
+        </w:rPr>
+      </w:pPr>
     </w:p>
     <w:p>
       <w:pPr>
@@ -2692,55 +2706,17 @@
       <w:pPr>
         <w:spacing w:after="120"/>
         <w:jc w:val="both"/>
-      </w:pPr>
-      <w:r>
         <w:rPr>
           <w:b/>
           <w:bCs/>
         </w:rPr>
+      </w:pPr>
+      <w:r>
+        <w:rPr>
+          <w:b/>
+          <w:bCs/>
+        </w:rPr>
         <w:t>Planificación estimado vs. real:</w:t>
-      </w:r>
-    </w:p>
-    <w:p>
-      <w:pPr>
-        <w:pStyle w:val="Prrafodelista"/>
-        <w:numPr>
-          <w:ilvl w:val="0"/>
-          <w:numId w:val="2"/>
-        </w:numPr>
-      </w:pPr>
-      <w:r>
-        <w:t>El sprint de arquitectura se alargó: aprender a fondo MVVM + Clean Architecture costó más de lo estimado.</w:t>
-      </w:r>
-    </w:p>
-    <w:p>
-      <w:pPr>
-        <w:pStyle w:val="Prrafodelista"/>
-        <w:numPr>
-          <w:ilvl w:val="0"/>
-          <w:numId w:val="2"/>
-        </w:numPr>
-      </w:pPr>
-      <w:r>
-        <w:t xml:space="preserve">El Sprint </w:t>
-      </w:r>
-      <w:r>
-        <w:t>2 &amp; 3</w:t>
-      </w:r>
-      <w:r>
-        <w:t xml:space="preserve"> se redujo</w:t>
-      </w:r>
-      <w:r>
-        <w:t xml:space="preserve"> por avances en el S1.  El S6 se alargó por diferentes bugs y donde se tuvo que </w:t>
-      </w:r>
-      <w:r>
-        <w:t>priorizar</w:t>
-      </w:r>
-      <w:r>
-        <w:t xml:space="preserve"> </w:t>
-      </w:r>
-      <w:r>
-        <w:t>las notificaciones reactivas frente al WorkManager.</w:t>
       </w:r>
     </w:p>
     <w:p>
@@ -2749,11 +2725,119 @@
         <w:jc w:val="both"/>
       </w:pPr>
       <w:r>
+        <w:t>«</w:t>
+      </w:r>
+      <w:r>
+        <w:t>En cuanto a la planificación,</w:t>
+      </w:r>
+      <w:r>
+        <w:t xml:space="preserve"> los puntos más destacables son </w:t>
+      </w:r>
+      <w:r>
+        <w:t xml:space="preserve"> el </w:t>
+      </w:r>
+      <w:r>
         <w:rPr>
           <w:b/>
           <w:bCs/>
         </w:rPr>
+        <w:t>Sprint 1 de arquitectura</w:t>
+      </w:r>
+      <w:r>
+        <w:t xml:space="preserve"> se alargó más de lo estimado</w:t>
+      </w:r>
+      <w:r>
+        <w:t>»</w:t>
+      </w:r>
+    </w:p>
+    <w:p>
+      <w:pPr>
+        <w:pStyle w:val="Prrafodelista"/>
+        <w:numPr>
+          <w:ilvl w:val="0"/>
+          <w:numId w:val="2"/>
+        </w:numPr>
+      </w:pPr>
+      <w:r>
+        <w:t>El sprint de arquitectura se alargó: aprender a fondo MVVM + Clean Architecture costó más de lo estimado.</w:t>
+      </w:r>
+    </w:p>
+    <w:p>
+      <w:pPr>
+        <w:pStyle w:val="Prrafodelista"/>
+        <w:numPr>
+          <w:ilvl w:val="0"/>
+          <w:numId w:val="2"/>
+        </w:numPr>
+      </w:pPr>
+      <w:r>
+        <w:t xml:space="preserve">El Sprint </w:t>
+      </w:r>
+      <w:r>
+        <w:t>2 &amp; 3</w:t>
+      </w:r>
+      <w:r>
+        <w:t xml:space="preserve"> se redujo</w:t>
+      </w:r>
+      <w:r>
+        <w:t xml:space="preserve"> por avances en el S1.  El S6 se alargó por diferentes bugs y donde se tuvo que </w:t>
+      </w:r>
+      <w:r>
+        <w:t>priorizar</w:t>
+      </w:r>
+      <w:r>
+        <w:t xml:space="preserve"> </w:t>
+      </w:r>
+      <w:r>
+        <w:t>las notificaciones reactivas frente al WorkManager.</w:t>
+      </w:r>
+    </w:p>
+    <w:p>
+      <w:pPr>
+        <w:pStyle w:val="Prrafodelista"/>
+        <w:numPr>
+          <w:ilvl w:val="0"/>
+          <w:numId w:val="2"/>
+        </w:numPr>
+      </w:pPr>
+      <w:r>
+        <w:t>S6 y S7</w:t>
+      </w:r>
+    </w:p>
+    <w:p>
+      <w:pPr>
+        <w:spacing w:after="120"/>
+        <w:jc w:val="both"/>
+        <w:rPr>
+          <w:b/>
+          <w:bCs/>
+        </w:rPr>
+      </w:pPr>
+      <w:r>
+        <w:rPr>
+          <w:b/>
+          <w:bCs/>
+        </w:rPr>
         <w:t>DAFO (destacados):</w:t>
+      </w:r>
+    </w:p>
+    <w:p>
+      <w:pPr>
+        <w:spacing w:after="120"/>
+        <w:jc w:val="both"/>
+      </w:pPr>
+      <w:r>
+        <w:t xml:space="preserve">«Si analizamos la matriz DAFO, nuestra principal </w:t>
+      </w:r>
+      <w:r>
+        <w:rPr>
+          <w:b/>
+          <w:bCs/>
+        </w:rPr>
+        <w:t>Fortaleza</w:t>
+      </w:r>
+      <w:r>
+        <w:t xml:space="preserve"> es la combinación única »</w:t>
       </w:r>
     </w:p>
     <w:p>
@@ -2919,7 +3003,7 @@
         <w:jc w:val="both"/>
       </w:pPr>
       <w:r>
-        <w:t>«La aplicación tiene un único actor, el Vecino, que puede desempeñar dos roles según el contexto: comprador, si solicita servicios y gasta horas, o vendedor, si los ofrece y gana horas.»</w:t>
+        <w:t>La aplicación tiene un único actor, el Vecino, que puede desempeñar dos roles según el contexto: comprador, si solicita servicios y gasta horas, o vendedor, si los ofrece y gana horas.»</w:t>
       </w:r>
     </w:p>
     <w:p>
@@ -2940,6 +3024,7 @@
         </w:numPr>
       </w:pPr>
       <w:r>
+        <w:lastRenderedPageBreak/>
         <w:t>&lt;&lt;extend&gt;&gt; del CU-05 (TTS) a las pantallas de escaparate, detalle, valoración y perfil: la lectura es opcional y se activa pulsando un botón.</w:t>
       </w:r>
     </w:p>
@@ -2964,7 +3049,6 @@
         </w:numPr>
       </w:pPr>
       <w:r>
-        <w:lastRenderedPageBreak/>
         <w:t>&lt;&lt;include&gt;&gt; del CU-10 hacia la validación de saldo, obligatoria y compartida con el CU-09 (solicitar servicio).</w:t>
       </w:r>
     </w:p>
@@ -3083,7 +3167,16 @@
         <w:jc w:val="both"/>
       </w:pPr>
       <w:r>
-        <w:t>«La base de datos se compone de cuatro entidades relacionadas con claves foráneas: Usuario, Servicio, Transacción y Valoración.»</w:t>
+        <w:t>«</w:t>
+      </w:r>
+      <w:r>
+        <w:rPr>
+          <w:highlight w:val="yellow"/>
+        </w:rPr>
+        <w:t>La</w:t>
+      </w:r>
+      <w:r>
+        <w:t xml:space="preserve"> base de datos se compone de cuatro entidades relacionadas con claves foráneas: Usuario, Servicio, Transacción y Valoración.»</w:t>
       </w:r>
     </w:p>
     <w:p>
@@ -3092,7 +3185,16 @@
         <w:jc w:val="both"/>
       </w:pPr>
       <w:r>
-        <w:t>«Usuario publica Servicios; cada Servicio puede generar una Transacción entre dos usuarios; y cada Transacción puede recibir una Valoración unidireccional del comprador al vendedor.»</w:t>
+        <w:t>«</w:t>
+      </w:r>
+      <w:r>
+        <w:rPr>
+          <w:highlight w:val="yellow"/>
+        </w:rPr>
+        <w:t>Usuario</w:t>
+      </w:r>
+      <w:r>
+        <w:t xml:space="preserve"> publica Servicios; cada Servicio puede generar una Transacción entre dos usuarios; y cada Transacción puede recibir una Valoración unidireccional del comprador al vendedor.»</w:t>
       </w:r>
     </w:p>
     <w:p/>
@@ -3259,7 +3361,38 @@
         </w:numPr>
       </w:pPr>
       <w:r>
-        <w:t>Se introdujeron modelos de presentación (TransaccionUI, HistorialItem, DatoMensual) para no contaminar las entidades Room con lógica de UI.</w:t>
+        <w:t xml:space="preserve">Se introdujeron modelos de presentación (TransaccionUI, </w:t>
+      </w:r>
+      <w:r>
+        <w:t>PerfilUI</w:t>
+      </w:r>
+      <w:r>
+        <w:t>,</w:t>
+      </w:r>
+      <w:r>
+        <w:t xml:space="preserve"> EscaparateUI</w:t>
+      </w:r>
+      <w:r>
+        <w:t>) para no contaminar las entidades Room con lógica de UI.</w:t>
+      </w:r>
+      <w:r>
+        <w:t xml:space="preserve"> </w:t>
+      </w:r>
+      <w:r>
+        <w:t xml:space="preserve"> </w:t>
+      </w:r>
+      <w:r>
+        <w:t xml:space="preserve">mis ViewModels no saben que existe una base de datos llamada Room. Ellos solo le piden datos a un 'Repositorio' (la interfaz). Si mañana decido tirar Room a la basura y usar una base de datos en la nube, </w:t>
+      </w:r>
+      <w:r>
+        <w:rPr>
+          <w:b/>
+          <w:bCs/>
+        </w:rPr>
+        <w:t>mi código de lógica no cambia ni una línea</w:t>
+      </w:r>
+      <w:r>
+        <w:t>, porque mi app sigue hablando con la misma interfaz.</w:t>
       </w:r>
     </w:p>
     <w:p/>
@@ -3669,7 +3802,7 @@
         <w:jc w:val="both"/>
       </w:pPr>
       <w:r>
-        <w:t>«Paso ahora al dispositivo físico, conectado al ordenador por cable USB y emitiendo su pantalla. Todo lo que voy a mostrar se ejecuta en tiempo real sobre Android 8 o superior y funciona completamente offline.»</w:t>
+        <w:t>«Paso ahora al dispositivo físico, conectado al ordenador por cable USB y emitiendo su pantalla. Todo lo que voy a mostrar se ejecuta en tiempo real y funciona completamente offline.»</w:t>
       </w:r>
     </w:p>
     <w:p/>
@@ -3793,6 +3926,14 @@
         </w:rPr>
         <w:t>Acciones en pantalla:</w:t>
       </w:r>
+      <w:r>
+        <w:rPr>
+          <w:b/>
+          <w:bCs/>
+        </w:rPr>
+        <w:tab/>
+        <w:t xml:space="preserve"> </w:t>
+      </w:r>
     </w:p>
     <w:p>
       <w:pPr>
@@ -3859,7 +4000,21 @@
           <w:i/>
           <w:iCs/>
         </w:rPr>
-        <w:t>«La sesión queda persistente hasta que el usuario pulse Cerrar sesión. El saldo inicial de cada nuevo vecino es de 2 horas para que pueda participar desde el primer momento.»</w:t>
+        <w:t>«La sesión queda persistente hasta que el usuario pulse Cerrar sesión. El saldo inicial de cada nuevo vecino es de</w:t>
+      </w:r>
+      <w:r>
+        <w:rPr>
+          <w:i/>
+          <w:iCs/>
+        </w:rPr>
+        <w:t>5</w:t>
+      </w:r>
+      <w:r>
+        <w:rPr>
+          <w:i/>
+          <w:iCs/>
+        </w:rPr>
+        <w:t xml:space="preserve"> horas para que pueda participar desde el primer momento.»</w:t>
       </w:r>
     </w:p>
     <w:p/>
@@ -4239,7 +4394,21 @@
           <w:i/>
           <w:iCs/>
         </w:rPr>
-        <w:t>«Si el servicio tiene transacciones activas, la eliminación se bloquea y se avisa al usuario con un Snackbar. La integridad referencial está garantizada por Room.»</w:t>
+        <w:t>«Si el servicio tiene transacciones activas, la eliminación se bloquea y s</w:t>
+      </w:r>
+      <w:r>
+        <w:rPr>
+          <w:i/>
+          <w:iCs/>
+        </w:rPr>
+        <w:t>ólo se contempla la posibilidad de cancelar solicitur</w:t>
+      </w:r>
+      <w:r>
+        <w:rPr>
+          <w:i/>
+          <w:iCs/>
+        </w:rPr>
+        <w:t>. La integridad referencial está garantizada por Room.»</w:t>
       </w:r>
     </w:p>
     <w:p/>
@@ -4845,6 +5014,10 @@
       <w:pPr>
         <w:spacing w:after="120"/>
         <w:jc w:val="both"/>
+        <w:rPr>
+          <w:i/>
+          <w:iCs/>
+        </w:rPr>
       </w:pPr>
       <w:r>
         <w:rPr>
@@ -4867,15 +5040,78 @@
         <w:jc w:val="both"/>
       </w:pPr>
       <w:r>
+        <w:t xml:space="preserve">"Veo que el ID de usuario ha cambiado. Inmediatamente voy a </w:t>
+      </w:r>
+      <w:r>
         <w:rPr>
           <w:b/>
           <w:bCs/>
         </w:rPr>
+        <w:t>tirar a la basura</w:t>
+      </w:r>
+      <w:r>
+        <w:t xml:space="preserve"> el flujo del usuario anterior (cancelarlo) y voy a </w:t>
+      </w:r>
+      <w:r>
+        <w:rPr>
+          <w:b/>
+          <w:bCs/>
+        </w:rPr>
+        <w:t>engancharme</w:t>
+      </w:r>
+      <w:r>
+        <w:t xml:space="preserve"> al flujo del nuevo usuario"</w:t>
+      </w:r>
+    </w:p>
+    <w:p>
+      <w:pPr>
+        <w:spacing w:after="120"/>
+        <w:jc w:val="both"/>
+      </w:pPr>
+    </w:p>
+    <w:p>
+      <w:pPr>
+        <w:spacing w:after="120"/>
+        <w:jc w:val="both"/>
+      </w:pPr>
+      <w:r>
+        <w:t>)=</w:t>
+      </w:r>
+      <w:r>
+        <w:rPr>
+          <w:highlight w:val="darkYellow"/>
+        </w:rPr>
+        <w:t>Opcional</w:t>
+      </w:r>
+      <w:r>
+        <w:t xml:space="preserve"> </w:t>
+      </w:r>
+      <w:r>
+        <w:t xml:space="preserve">¿Por qué esto es importante? Porque al ser una app donde simulamos varios usuarios en el mismo dispositivo, necesitábamos que, al cambiar de perfil, el contador de notificaciones se reiniciara y se sintonizara con el nuevo usuario al instante. </w:t>
+      </w:r>
+      <w:r>
+        <w:rPr>
+          <w:b/>
+          <w:bCs/>
+        </w:rPr>
+        <w:t>flatMapLatest</w:t>
+      </w:r>
+      <w:r>
+        <w:t xml:space="preserve"> se encarga de cancelar cualquier observación del usuario anterior y lanzar una nueva para el usuario actual. Esto garantiza que la interfaz sea siempre un reflejo fiel y en tiempo real de la base de datos, sin que queden procesos 'vivos' del usuario anterior consumiendo memoria."</w:t>
+      </w:r>
+    </w:p>
+    <w:p>
+      <w:pPr>
+        <w:spacing w:after="120"/>
+        <w:jc w:val="both"/>
+      </w:pPr>
+      <w:r>
+        <w:rPr>
+          <w:b/>
+          <w:bCs/>
+        </w:rPr>
         <w:t>«Con esto concluye la demostración. Vuelvo a las diapositivas.»</w:t>
       </w:r>
-    </w:p>
-    <w:p/>
-    <w:p>
       <w:r>
         <w:br w:type="page"/>
       </w:r>
